--- a/TestWord_1/F_ТИПОВИЙ ДОГОВІР ТЕ ЕФІРНЕ ГО УААСП.docx
+++ b/TestWord_1/F_ТИПОВИЙ ДОГОВІР ТЕ ЕФІРНЕ ГО УААСП.docx
@@ -7924,7 +7924,6 @@
                 <w:lang w:val="uk-UA" w:eastAsia="en-US"/>
               </w:rPr>
             </w:pPr>
-            <w:bookmarkStart w:id="8" w:name="_GoBack"/>
             <w:r>
               <w:rPr>
                 <w:rFonts w:eastAsia="Calibri"/>
@@ -8051,7 +8050,6 @@
                 </w:r>
               </w:sdtContent>
             </w:sdt>
-            <w:bookmarkEnd w:id="8"/>
           </w:p>
         </w:tc>
       </w:tr>
@@ -19477,6 +19475,7 @@
     <w:rsid w:val="00A4525B"/>
     <w:rsid w:val="00C95694"/>
     <w:rsid w:val="00CF5EE1"/>
+    <w:rsid w:val="00EE53F1"/>
   </w:rsids>
   <m:mathPr>
     <m:mathFont m:val="Cambria Math"/>

--- a/TestWord_1/F_ТИПОВИЙ ДОГОВІР ТЕ ЕФІРНЕ ГО УААСП.docx
+++ b/TestWord_1/F_ТИПОВИЙ ДОГОВІР ТЕ ЕФІРНЕ ГО УААСП.docx
@@ -105,6 +105,7 @@
         <w:tabs>
           <w:tab w:val="left" w:pos="9214"/>
         </w:tabs>
+        <w:jc w:val="center"/>
         <w:rPr>
           <w:rFonts w:ascii="Times New Roman CYR" w:hAnsi="Times New Roman CYR" w:cs="Times New Roman CYR"/>
           <w:bCs w:val="0"/>
@@ -149,8 +150,8 @@
             <w:sz w:val="20"/>
             <w:szCs w:val="20"/>
           </w:rPr>
-          <w:alias w:val="docDateC"/>
-          <w:tag w:val="docDateC"/>
+          <w:alias w:val="docDate"/>
+          <w:tag w:val="docDate"/>
           <w:id w:val="-1392730580"/>
           <w:placeholder>
             <w:docPart w:val="A47F0569C8484ACA9FD88D07FEE26B3A"/>
@@ -164,6 +165,7 @@
           <w:r>
             <w:rPr>
               <w:rStyle w:val="af"/>
+              <w:lang w:val="uk-UA"/>
             </w:rPr>
             <w:t>Место для ввода текста.</w:t>
           </w:r>
@@ -328,18 +330,10 @@
         </w:rPr>
         <w:t xml:space="preserve">та </w:t>
       </w:r>
-    </w:p>
-    <w:p>
-      <w:pPr>
-        <w:pStyle w:val="21"/>
-        <w:ind w:firstLine="709"/>
-        <w:rPr>
-          <w:rFonts w:ascii="Times New Roman CYR" w:hAnsi="Times New Roman CYR" w:cs="Times New Roman CYR"/>
-        </w:rPr>
-      </w:pPr>
       <w:sdt>
         <w:sdtPr>
           <w:rPr>
+            <w:b/>
             <w:bCs/>
           </w:rPr>
           <w:alias w:val="fop"/>
@@ -403,6 +397,7 @@
           <w:bCs/>
           <w:sz w:val="28"/>
           <w:szCs w:val="28"/>
+          <w:lang w:val="ru-RU"/>
         </w:rPr>
         <w:t xml:space="preserve"> </w:t>
       </w:r>
@@ -411,7 +406,22 @@
           <w:b/>
           <w:bCs/>
         </w:rPr>
-        <w:t xml:space="preserve">(далі – Користувач) </w:t>
+        <w:t>(далі – Користувач)</w:t>
+      </w:r>
+      <w:r>
+        <w:rPr>
+          <w:b/>
+          <w:bCs/>
+          <w:lang w:val="ru-RU"/>
+        </w:rPr>
+        <w:t>,</w:t>
+      </w:r>
+      <w:r>
+        <w:rPr>
+          <w:b/>
+          <w:bCs/>
+        </w:rPr>
+        <w:t xml:space="preserve"> </w:t>
       </w:r>
       <w:sdt>
         <w:sdtPr>
@@ -438,6 +448,13 @@
           </w:r>
         </w:sdtContent>
       </w:sdt>
+      <w:r>
+        <w:rPr>
+          <w:bCs/>
+          <w:lang w:val="ru-RU"/>
+        </w:rPr>
+        <w:t xml:space="preserve"> </w:t>
+      </w:r>
       <w:sdt>
         <w:sdtPr>
           <w:rPr>
@@ -472,7 +489,7 @@
           <w:sz w:val="28"/>
           <w:szCs w:val="28"/>
         </w:rPr>
-        <w:t xml:space="preserve">, </w:t>
+        <w:t xml:space="preserve"> </w:t>
       </w:r>
       <w:sdt>
         <w:sdtPr>
@@ -499,6 +516,13 @@
           </w:r>
         </w:sdtContent>
       </w:sdt>
+      <w:r>
+        <w:rPr>
+          <w:bCs/>
+          <w:lang w:val="ru-RU"/>
+        </w:rPr>
+        <w:t xml:space="preserve"> </w:t>
+      </w:r>
       <w:sdt>
         <w:sdtPr>
           <w:rPr>
@@ -528,10 +552,18 @@
       </w:sdt>
       <w:r>
         <w:rPr>
+          <w:b/>
+          <w:bCs/>
+          <w:lang w:val="ru-RU"/>
+        </w:rPr>
+        <w:t xml:space="preserve">  </w:t>
+      </w:r>
+      <w:r>
+        <w:rPr>
           <w:rFonts w:ascii="Times New Roman CYR" w:hAnsi="Times New Roman CYR" w:cs="Times New Roman CYR"/>
           <w:bCs/>
         </w:rPr>
-        <w:t>, з іншої сторони, що при подальшому згадуванні разом іменуються – Сторони, уклали даний Ліцензійний договір (далі – Договір) про наступне:</w:t>
+        <w:t>з іншої сторони, що при подальшому згадуванні разом іменуються – Сторони, уклали даний Ліцензійний договір (далі – Договір) про наступне:</w:t>
       </w:r>
     </w:p>
     <w:p>
@@ -1194,637 +1226,270 @@
     <w:p>
       <w:pPr>
         <w:pStyle w:val="a3"/>
-        <w:ind w:right="0" w:firstLine="709"/>
-        <w:rPr>
-          <w:rFonts w:ascii="Times New Roman CYR" w:hAnsi="Times New Roman CYR" w:cs="Times New Roman CYR"/>
+        <w:ind w:right="-1" w:firstLine="720"/>
+        <w:rPr>
           <w:sz w:val="20"/>
           <w:szCs w:val="20"/>
         </w:rPr>
       </w:pPr>
     </w:p>
-    <w:tbl>
-      <w:tblPr>
-        <w:tblW w:w="0" w:type="auto"/>
-        <w:tblInd w:w="108" w:type="dxa"/>
-        <w:tblBorders>
-          <w:top w:val="single" w:sz="4" w:space="0" w:color="auto"/>
-          <w:left w:val="single" w:sz="4" w:space="0" w:color="auto"/>
-          <w:bottom w:val="single" w:sz="4" w:space="0" w:color="auto"/>
-          <w:right w:val="single" w:sz="4" w:space="0" w:color="auto"/>
-          <w:insideH w:val="single" w:sz="4" w:space="0" w:color="auto"/>
-          <w:insideV w:val="single" w:sz="4" w:space="0" w:color="auto"/>
-        </w:tblBorders>
-        <w:tblLook w:val="01E0" w:firstRow="1" w:lastRow="1" w:firstColumn="1" w:lastColumn="1" w:noHBand="0" w:noVBand="0"/>
-      </w:tblPr>
-      <w:tblGrid>
-        <w:gridCol w:w="563"/>
-        <w:gridCol w:w="2802"/>
-        <w:gridCol w:w="3879"/>
-        <w:gridCol w:w="2986"/>
-      </w:tblGrid>
-      <w:tr>
-        <w:trPr>
-          <w:trHeight w:val="461"/>
-        </w:trPr>
-        <w:tc>
-          <w:tcPr>
-            <w:tcW w:w="564" w:type="dxa"/>
-            <w:vAlign w:val="center"/>
-          </w:tcPr>
-          <w:p>
-            <w:pPr>
-              <w:pStyle w:val="a3"/>
-              <w:ind w:right="-1"/>
-              <w:jc w:val="center"/>
-              <w:rPr>
-                <w:b/>
-                <w:bCs/>
-                <w:sz w:val="20"/>
-                <w:szCs w:val="20"/>
-                <w:highlight w:val="yellow"/>
-              </w:rPr>
-            </w:pPr>
-            <w:r>
-              <w:rPr>
-                <w:b/>
-                <w:bCs/>
-                <w:sz w:val="20"/>
-                <w:szCs w:val="20"/>
-                <w:highlight w:val="yellow"/>
-              </w:rPr>
-              <w:t>№ з/п</w:t>
-            </w:r>
-          </w:p>
-        </w:tc>
-        <w:tc>
-          <w:tcPr>
-            <w:tcW w:w="2838" w:type="dxa"/>
-            <w:vAlign w:val="center"/>
-          </w:tcPr>
-          <w:p>
-            <w:pPr>
-              <w:pStyle w:val="a3"/>
-              <w:ind w:left="-142" w:right="-1"/>
-              <w:jc w:val="center"/>
-              <w:rPr>
-                <w:b/>
-                <w:bCs/>
-                <w:sz w:val="20"/>
-                <w:szCs w:val="20"/>
-                <w:highlight w:val="yellow"/>
-              </w:rPr>
-            </w:pPr>
-            <w:r>
-              <w:rPr>
-                <w:b/>
-                <w:bCs/>
-                <w:sz w:val="20"/>
-                <w:szCs w:val="20"/>
-                <w:highlight w:val="yellow"/>
-              </w:rPr>
-              <w:t>Логотип</w:t>
-            </w:r>
-          </w:p>
-        </w:tc>
-        <w:tc>
-          <w:tcPr>
-            <w:tcW w:w="3920" w:type="dxa"/>
-          </w:tcPr>
-          <w:p>
-            <w:pPr>
-              <w:pStyle w:val="a3"/>
-              <w:ind w:left="-142" w:right="-1"/>
-              <w:jc w:val="center"/>
-              <w:rPr>
-                <w:b/>
-                <w:bCs/>
-                <w:sz w:val="20"/>
-                <w:szCs w:val="20"/>
-                <w:highlight w:val="yellow"/>
-              </w:rPr>
-            </w:pPr>
-            <w:r>
-              <w:rPr>
-                <w:b/>
-                <w:bCs/>
-                <w:sz w:val="20"/>
-                <w:szCs w:val="20"/>
-                <w:highlight w:val="yellow"/>
-              </w:rPr>
-              <w:t>Адміністративна одиниця</w:t>
-            </w:r>
-          </w:p>
-          <w:p>
-            <w:pPr>
-              <w:pStyle w:val="a3"/>
-              <w:ind w:left="-142" w:right="-120"/>
-              <w:jc w:val="center"/>
-              <w:rPr>
-                <w:b/>
-                <w:bCs/>
-                <w:sz w:val="20"/>
-                <w:szCs w:val="20"/>
-                <w:highlight w:val="yellow"/>
-              </w:rPr>
-            </w:pPr>
-            <w:r>
-              <w:rPr>
-                <w:b/>
-                <w:bCs/>
-                <w:sz w:val="20"/>
-                <w:szCs w:val="20"/>
-                <w:highlight w:val="yellow"/>
-              </w:rPr>
-              <w:t>(назва області, району</w:t>
-            </w:r>
-            <w:r>
-              <w:rPr>
-                <w:b/>
-                <w:bCs/>
-                <w:sz w:val="20"/>
-                <w:szCs w:val="20"/>
-                <w:highlight w:val="yellow"/>
-              </w:rPr>
-              <w:t xml:space="preserve">, міста і </w:t>
-            </w:r>
-            <w:proofErr w:type="spellStart"/>
-            <w:r>
-              <w:rPr>
-                <w:b/>
-                <w:bCs/>
-                <w:sz w:val="20"/>
-                <w:szCs w:val="20"/>
-                <w:highlight w:val="yellow"/>
-              </w:rPr>
-              <w:t>т.п</w:t>
-            </w:r>
-            <w:proofErr w:type="spellEnd"/>
-            <w:r>
-              <w:rPr>
-                <w:b/>
-                <w:bCs/>
-                <w:sz w:val="20"/>
-                <w:szCs w:val="20"/>
-                <w:highlight w:val="yellow"/>
-              </w:rPr>
-              <w:t>.</w:t>
-            </w:r>
-            <w:r>
-              <w:rPr>
-                <w:b/>
-                <w:bCs/>
-                <w:sz w:val="20"/>
-                <w:szCs w:val="20"/>
-                <w:highlight w:val="yellow"/>
-              </w:rPr>
-              <w:t xml:space="preserve"> на території України</w:t>
-            </w:r>
-            <w:r>
-              <w:rPr>
-                <w:b/>
-                <w:bCs/>
-                <w:sz w:val="20"/>
-                <w:szCs w:val="20"/>
-                <w:highlight w:val="yellow"/>
-              </w:rPr>
-              <w:t>)</w:t>
-            </w:r>
-          </w:p>
-        </w:tc>
-        <w:tc>
-          <w:tcPr>
-            <w:tcW w:w="3026" w:type="dxa"/>
-            <w:vAlign w:val="center"/>
-          </w:tcPr>
-          <w:p>
-            <w:pPr>
-              <w:pStyle w:val="a3"/>
-              <w:ind w:left="-142" w:right="-120"/>
-              <w:jc w:val="center"/>
-              <w:rPr>
-                <w:b/>
-                <w:bCs/>
-                <w:sz w:val="20"/>
-                <w:szCs w:val="20"/>
-                <w:highlight w:val="yellow"/>
-              </w:rPr>
-            </w:pPr>
-            <w:r>
-              <w:rPr>
-                <w:b/>
-                <w:bCs/>
-                <w:sz w:val="20"/>
-                <w:szCs w:val="20"/>
-                <w:highlight w:val="yellow"/>
-              </w:rPr>
-              <w:t>Частота</w:t>
-            </w:r>
-          </w:p>
-        </w:tc>
-      </w:tr>
-      <w:tr>
-        <w:trPr>
-          <w:trHeight w:val="272"/>
-        </w:trPr>
-        <w:tc>
-          <w:tcPr>
-            <w:tcW w:w="564" w:type="dxa"/>
-            <w:vAlign w:val="center"/>
-          </w:tcPr>
-          <w:p>
-            <w:pPr>
-              <w:pStyle w:val="a3"/>
-              <w:ind w:right="-1"/>
-              <w:jc w:val="center"/>
-              <w:rPr>
-                <w:b/>
-                <w:bCs/>
-                <w:sz w:val="20"/>
-                <w:szCs w:val="20"/>
-                <w:highlight w:val="yellow"/>
-              </w:rPr>
-            </w:pPr>
-            <w:r>
-              <w:rPr>
-                <w:b/>
-                <w:bCs/>
-                <w:sz w:val="20"/>
-                <w:szCs w:val="20"/>
-                <w:highlight w:val="yellow"/>
-              </w:rPr>
-              <w:t>1</w:t>
-            </w:r>
-          </w:p>
-        </w:tc>
-        <w:tc>
-          <w:tcPr>
-            <w:tcW w:w="2838" w:type="dxa"/>
-            <w:vAlign w:val="center"/>
-          </w:tcPr>
-          <w:p>
-            <w:pPr>
-              <w:pStyle w:val="a3"/>
-              <w:ind w:left="-142" w:right="-1"/>
-              <w:jc w:val="center"/>
-              <w:rPr>
-                <w:b/>
-                <w:bCs/>
-                <w:sz w:val="20"/>
-                <w:szCs w:val="20"/>
-                <w:highlight w:val="yellow"/>
-              </w:rPr>
-            </w:pPr>
-          </w:p>
-        </w:tc>
-        <w:tc>
-          <w:tcPr>
-            <w:tcW w:w="3920" w:type="dxa"/>
-          </w:tcPr>
-          <w:p>
-            <w:pPr>
-              <w:pStyle w:val="a3"/>
-              <w:ind w:left="-142" w:right="-120"/>
-              <w:jc w:val="center"/>
-              <w:rPr>
-                <w:b/>
-                <w:bCs/>
-                <w:sz w:val="20"/>
-                <w:szCs w:val="20"/>
-                <w:highlight w:val="yellow"/>
-              </w:rPr>
-            </w:pPr>
-          </w:p>
-        </w:tc>
-        <w:tc>
-          <w:tcPr>
-            <w:tcW w:w="3026" w:type="dxa"/>
-            <w:vAlign w:val="center"/>
-          </w:tcPr>
-          <w:p>
-            <w:pPr>
-              <w:pStyle w:val="a3"/>
-              <w:ind w:left="-142" w:right="-120"/>
-              <w:jc w:val="center"/>
-              <w:rPr>
-                <w:b/>
-                <w:bCs/>
-                <w:sz w:val="20"/>
-                <w:szCs w:val="20"/>
-                <w:highlight w:val="yellow"/>
-              </w:rPr>
-            </w:pPr>
-          </w:p>
-        </w:tc>
-      </w:tr>
-      <w:tr>
-        <w:trPr>
-          <w:trHeight w:val="272"/>
-        </w:trPr>
-        <w:tc>
-          <w:tcPr>
-            <w:tcW w:w="564" w:type="dxa"/>
-            <w:vAlign w:val="center"/>
-          </w:tcPr>
-          <w:p>
-            <w:pPr>
-              <w:pStyle w:val="a3"/>
-              <w:ind w:right="-1"/>
-              <w:jc w:val="center"/>
-              <w:rPr>
-                <w:b/>
-                <w:bCs/>
-                <w:sz w:val="20"/>
-                <w:szCs w:val="20"/>
-                <w:highlight w:val="yellow"/>
-              </w:rPr>
-            </w:pPr>
-            <w:r>
-              <w:rPr>
-                <w:b/>
-                <w:bCs/>
-                <w:sz w:val="20"/>
-                <w:szCs w:val="20"/>
-                <w:highlight w:val="yellow"/>
-              </w:rPr>
-              <w:t>2</w:t>
-            </w:r>
-          </w:p>
-        </w:tc>
-        <w:tc>
-          <w:tcPr>
-            <w:tcW w:w="2838" w:type="dxa"/>
-            <w:vAlign w:val="center"/>
-          </w:tcPr>
-          <w:p>
-            <w:pPr>
-              <w:pStyle w:val="a3"/>
-              <w:ind w:left="-142" w:right="-1"/>
-              <w:jc w:val="center"/>
-              <w:rPr>
-                <w:b/>
-                <w:bCs/>
-                <w:sz w:val="20"/>
-                <w:szCs w:val="20"/>
-                <w:highlight w:val="yellow"/>
-              </w:rPr>
-            </w:pPr>
-          </w:p>
-        </w:tc>
-        <w:tc>
-          <w:tcPr>
-            <w:tcW w:w="3920" w:type="dxa"/>
-          </w:tcPr>
-          <w:p>
-            <w:pPr>
-              <w:pStyle w:val="a3"/>
-              <w:ind w:left="-142" w:right="-120"/>
-              <w:jc w:val="center"/>
-              <w:rPr>
-                <w:b/>
-                <w:bCs/>
-                <w:sz w:val="20"/>
-                <w:szCs w:val="20"/>
-                <w:highlight w:val="yellow"/>
-              </w:rPr>
-            </w:pPr>
-          </w:p>
-        </w:tc>
-        <w:tc>
-          <w:tcPr>
-            <w:tcW w:w="3026" w:type="dxa"/>
-            <w:vAlign w:val="center"/>
-          </w:tcPr>
-          <w:p>
-            <w:pPr>
-              <w:pStyle w:val="a3"/>
-              <w:ind w:left="-142" w:right="-120"/>
-              <w:jc w:val="center"/>
-              <w:rPr>
-                <w:b/>
-                <w:bCs/>
-                <w:sz w:val="20"/>
-                <w:szCs w:val="20"/>
-                <w:highlight w:val="yellow"/>
-              </w:rPr>
-            </w:pPr>
-          </w:p>
-        </w:tc>
-      </w:tr>
-      <w:tr>
-        <w:trPr>
-          <w:trHeight w:val="272"/>
-        </w:trPr>
-        <w:tc>
-          <w:tcPr>
-            <w:tcW w:w="564" w:type="dxa"/>
-            <w:vAlign w:val="center"/>
-          </w:tcPr>
-          <w:p>
-            <w:pPr>
-              <w:pStyle w:val="a3"/>
-              <w:ind w:right="-1"/>
-              <w:jc w:val="center"/>
-              <w:rPr>
-                <w:b/>
-                <w:bCs/>
-                <w:sz w:val="20"/>
-                <w:szCs w:val="20"/>
-                <w:highlight w:val="yellow"/>
-              </w:rPr>
-            </w:pPr>
-            <w:r>
-              <w:rPr>
-                <w:b/>
-                <w:bCs/>
-                <w:sz w:val="20"/>
-                <w:szCs w:val="20"/>
-                <w:highlight w:val="yellow"/>
-              </w:rPr>
-              <w:t>3</w:t>
-            </w:r>
-          </w:p>
-        </w:tc>
-        <w:tc>
-          <w:tcPr>
-            <w:tcW w:w="2838" w:type="dxa"/>
-            <w:vAlign w:val="center"/>
-          </w:tcPr>
-          <w:p>
-            <w:pPr>
-              <w:pStyle w:val="a3"/>
-              <w:ind w:left="-142" w:right="-1"/>
-              <w:jc w:val="center"/>
-              <w:rPr>
-                <w:b/>
-                <w:bCs/>
-                <w:sz w:val="20"/>
-                <w:szCs w:val="20"/>
-                <w:highlight w:val="yellow"/>
-              </w:rPr>
-            </w:pPr>
-          </w:p>
-        </w:tc>
-        <w:tc>
-          <w:tcPr>
-            <w:tcW w:w="3920" w:type="dxa"/>
-          </w:tcPr>
-          <w:p>
-            <w:pPr>
-              <w:pStyle w:val="a3"/>
-              <w:ind w:left="-142" w:right="-120"/>
-              <w:jc w:val="center"/>
-              <w:rPr>
-                <w:b/>
-                <w:bCs/>
-                <w:sz w:val="20"/>
-                <w:szCs w:val="20"/>
-                <w:highlight w:val="yellow"/>
-              </w:rPr>
-            </w:pPr>
-          </w:p>
-        </w:tc>
-        <w:tc>
-          <w:tcPr>
-            <w:tcW w:w="3026" w:type="dxa"/>
-            <w:vAlign w:val="center"/>
-          </w:tcPr>
-          <w:p>
-            <w:pPr>
-              <w:pStyle w:val="a3"/>
-              <w:ind w:left="-142" w:right="-120"/>
-              <w:jc w:val="center"/>
-              <w:rPr>
-                <w:b/>
-                <w:bCs/>
-                <w:sz w:val="20"/>
-                <w:szCs w:val="20"/>
-                <w:highlight w:val="yellow"/>
-              </w:rPr>
-            </w:pPr>
-          </w:p>
-        </w:tc>
-      </w:tr>
-      <w:tr>
-        <w:trPr>
-          <w:trHeight w:val="272"/>
-        </w:trPr>
-        <w:tc>
-          <w:tcPr>
-            <w:tcW w:w="564" w:type="dxa"/>
-            <w:vAlign w:val="center"/>
-          </w:tcPr>
-          <w:p>
-            <w:pPr>
-              <w:pStyle w:val="a3"/>
-              <w:ind w:right="-1"/>
-              <w:jc w:val="center"/>
-              <w:rPr>
-                <w:b/>
-                <w:bCs/>
-                <w:sz w:val="20"/>
-                <w:szCs w:val="20"/>
-                <w:lang w:val="ru-RU"/>
-              </w:rPr>
-            </w:pPr>
-            <w:r>
-              <w:rPr>
-                <w:b/>
-                <w:bCs/>
-                <w:sz w:val="20"/>
-                <w:szCs w:val="20"/>
-                <w:highlight w:val="yellow"/>
-                <w:lang w:val="ru-RU"/>
-              </w:rPr>
-              <w:t>4</w:t>
-            </w:r>
-          </w:p>
-        </w:tc>
-        <w:tc>
-          <w:tcPr>
-            <w:tcW w:w="2838" w:type="dxa"/>
-            <w:vAlign w:val="center"/>
-          </w:tcPr>
-          <w:p>
-            <w:pPr>
-              <w:pStyle w:val="a3"/>
-              <w:ind w:left="-142" w:right="-1"/>
-              <w:jc w:val="center"/>
-              <w:rPr>
-                <w:b/>
-                <w:bCs/>
-                <w:sz w:val="20"/>
-                <w:szCs w:val="20"/>
-              </w:rPr>
-            </w:pPr>
-          </w:p>
-        </w:tc>
-        <w:tc>
-          <w:tcPr>
-            <w:tcW w:w="3920" w:type="dxa"/>
-          </w:tcPr>
-          <w:p>
-            <w:pPr>
-              <w:pStyle w:val="a3"/>
-              <w:ind w:left="-142" w:right="-120"/>
-              <w:jc w:val="center"/>
-              <w:rPr>
-                <w:b/>
-                <w:bCs/>
-                <w:sz w:val="20"/>
-                <w:szCs w:val="20"/>
-              </w:rPr>
-            </w:pPr>
-          </w:p>
-        </w:tc>
-        <w:tc>
-          <w:tcPr>
-            <w:tcW w:w="3026" w:type="dxa"/>
-            <w:vAlign w:val="center"/>
-          </w:tcPr>
-          <w:p>
-            <w:pPr>
-              <w:pStyle w:val="a3"/>
-              <w:ind w:left="-142" w:right="-120"/>
-              <w:jc w:val="center"/>
-              <w:rPr>
-                <w:b/>
-                <w:bCs/>
-                <w:sz w:val="20"/>
-                <w:szCs w:val="20"/>
-              </w:rPr>
-            </w:pPr>
-          </w:p>
-        </w:tc>
-      </w:tr>
-    </w:tbl>
+    <w:sdt>
+      <w:sdtPr>
+        <w:rPr>
+          <w:sz w:val="20"/>
+          <w:szCs w:val="20"/>
+        </w:rPr>
+        <w:alias w:val="TablePL1"/>
+        <w:tag w:val="TablePL1"/>
+        <w:id w:val="-201782478"/>
+        <w:placeholder>
+          <w:docPart w:val="DefaultPlaceholder_-1854013436"/>
+        </w:placeholder>
+        <w15:appearance w15:val="tags"/>
+        <w:docPartList>
+          <w:docPartGallery w:val="Tables"/>
+        </w:docPartList>
+      </w:sdtPr>
+      <w:sdtEndPr/>
+      <w:sdtContent>
+        <w:bookmarkStart w:id="2" w:name="_GoBack" w:displacedByCustomXml="prev"/>
+        <w:p>
+          <w:pPr>
+            <w:pStyle w:val="a3"/>
+            <w:ind w:right="-1" w:firstLine="720"/>
+            <w:rPr>
+              <w:sz w:val="20"/>
+              <w:szCs w:val="20"/>
+            </w:rPr>
+          </w:pPr>
+        </w:p>
+        <w:tbl>
+          <w:tblPr>
+            <w:tblW w:w="10519" w:type="dxa"/>
+            <w:tblInd w:w="108" w:type="dxa"/>
+            <w:tblBorders>
+              <w:top w:val="single" w:sz="4" w:space="0" w:color="auto"/>
+              <w:left w:val="single" w:sz="4" w:space="0" w:color="auto"/>
+              <w:bottom w:val="single" w:sz="4" w:space="0" w:color="auto"/>
+              <w:right w:val="single" w:sz="4" w:space="0" w:color="auto"/>
+              <w:insideH w:val="single" w:sz="4" w:space="0" w:color="auto"/>
+              <w:insideV w:val="single" w:sz="4" w:space="0" w:color="auto"/>
+            </w:tblBorders>
+            <w:tblLook w:val="01E0" w:firstRow="1" w:lastRow="1" w:firstColumn="1" w:lastColumn="1" w:noHBand="0" w:noVBand="0"/>
+          </w:tblPr>
+          <w:tblGrid>
+            <w:gridCol w:w="741"/>
+            <w:gridCol w:w="2548"/>
+            <w:gridCol w:w="5529"/>
+            <w:gridCol w:w="1701"/>
+          </w:tblGrid>
+          <w:tr>
+            <w:trPr>
+              <w:trHeight w:val="494"/>
+            </w:trPr>
+            <w:tc>
+              <w:tcPr>
+                <w:tcW w:w="741" w:type="dxa"/>
+                <w:tcBorders>
+                  <w:top w:val="single" w:sz="4" w:space="0" w:color="auto"/>
+                  <w:left w:val="single" w:sz="4" w:space="0" w:color="auto"/>
+                  <w:bottom w:val="single" w:sz="4" w:space="0" w:color="auto"/>
+                  <w:right w:val="single" w:sz="4" w:space="0" w:color="auto"/>
+                </w:tcBorders>
+                <w:vAlign w:val="center"/>
+                <w:hideMark/>
+              </w:tcPr>
+              <w:p>
+                <w:pPr>
+                  <w:pStyle w:val="a3"/>
+                  <w:ind w:right="-141"/>
+                  <w:rPr>
+                    <w:sz w:val="20"/>
+                    <w:szCs w:val="20"/>
+                  </w:rPr>
+                </w:pPr>
+                <w:r>
+                  <w:rPr>
+                    <w:b/>
+                    <w:bCs/>
+                    <w:sz w:val="20"/>
+                    <w:szCs w:val="20"/>
+                  </w:rPr>
+                  <w:t>№ з/п</w:t>
+                </w:r>
+              </w:p>
+            </w:tc>
+            <w:tc>
+              <w:tcPr>
+                <w:tcW w:w="2548" w:type="dxa"/>
+                <w:tcBorders>
+                  <w:top w:val="single" w:sz="4" w:space="0" w:color="auto"/>
+                  <w:left w:val="single" w:sz="4" w:space="0" w:color="auto"/>
+                  <w:bottom w:val="single" w:sz="4" w:space="0" w:color="auto"/>
+                  <w:right w:val="single" w:sz="4" w:space="0" w:color="auto"/>
+                </w:tcBorders>
+                <w:vAlign w:val="center"/>
+              </w:tcPr>
+              <w:p>
+                <w:pPr>
+                  <w:ind w:right="-141"/>
+                  <w:jc w:val="center"/>
+                  <w:rPr>
+                    <w:b w:val="0"/>
+                    <w:sz w:val="20"/>
+                    <w:szCs w:val="20"/>
+                    <w:lang w:val="uk-UA"/>
+                  </w:rPr>
+                </w:pPr>
+                <w:r>
+                  <w:rPr>
+                    <w:sz w:val="20"/>
+                    <w:szCs w:val="20"/>
+                  </w:rPr>
+                  <w:t>Логотип</w:t>
+                </w:r>
+              </w:p>
+            </w:tc>
+            <w:tc>
+              <w:tcPr>
+                <w:tcW w:w="5529" w:type="dxa"/>
+                <w:tcBorders>
+                  <w:top w:val="single" w:sz="4" w:space="0" w:color="auto"/>
+                  <w:left w:val="single" w:sz="4" w:space="0" w:color="auto"/>
+                  <w:bottom w:val="single" w:sz="4" w:space="0" w:color="auto"/>
+                  <w:right w:val="single" w:sz="4" w:space="0" w:color="auto"/>
+                </w:tcBorders>
+                <w:vAlign w:val="center"/>
+                <w:hideMark/>
+              </w:tcPr>
+              <w:p>
+                <w:pPr>
+                  <w:pStyle w:val="a3"/>
+                  <w:ind w:left="-142" w:right="0" w:firstLine="142"/>
+                  <w:jc w:val="center"/>
+                  <w:rPr>
+                    <w:b/>
+                    <w:bCs/>
+                    <w:sz w:val="20"/>
+                    <w:szCs w:val="20"/>
+                  </w:rPr>
+                </w:pPr>
+                <w:r>
+                  <w:rPr>
+                    <w:b/>
+                    <w:bCs/>
+                    <w:sz w:val="20"/>
+                    <w:szCs w:val="20"/>
+                  </w:rPr>
+                  <w:t>Адміністративна одиниця</w:t>
+                </w:r>
+              </w:p>
+              <w:p>
+                <w:pPr>
+                  <w:ind w:right="-141"/>
+                  <w:jc w:val="center"/>
+                  <w:rPr>
+                    <w:b w:val="0"/>
+                    <w:sz w:val="20"/>
+                    <w:szCs w:val="20"/>
+                  </w:rPr>
+                </w:pPr>
+                <w:r>
+                  <w:rPr>
+                    <w:b w:val="0"/>
+                    <w:i/>
+                    <w:sz w:val="20"/>
+                    <w:szCs w:val="20"/>
+                    <w:lang w:val="uk-UA"/>
+                  </w:rPr>
+                  <w:t>(назва області, району на території України)</w:t>
+                </w:r>
+              </w:p>
+            </w:tc>
+            <w:tc>
+              <w:tcPr>
+                <w:tcW w:w="1701" w:type="dxa"/>
+                <w:tcBorders>
+                  <w:top w:val="single" w:sz="4" w:space="0" w:color="auto"/>
+                  <w:left w:val="single" w:sz="4" w:space="0" w:color="auto"/>
+                  <w:bottom w:val="single" w:sz="4" w:space="0" w:color="auto"/>
+                  <w:right w:val="single" w:sz="4" w:space="0" w:color="auto"/>
+                </w:tcBorders>
+                <w:vAlign w:val="center"/>
+                <w:hideMark/>
+              </w:tcPr>
+              <w:p>
+                <w:pPr>
+                  <w:pStyle w:val="a3"/>
+                  <w:ind w:right="-141"/>
+                  <w:jc w:val="center"/>
+                  <w:rPr>
+                    <w:b/>
+                    <w:sz w:val="20"/>
+                    <w:szCs w:val="20"/>
+                  </w:rPr>
+                </w:pPr>
+                <w:r>
+                  <w:rPr>
+                    <w:b/>
+                    <w:bCs/>
+                    <w:sz w:val="20"/>
+                    <w:szCs w:val="20"/>
+                  </w:rPr>
+                  <w:t xml:space="preserve">Частота </w:t>
+                </w:r>
+                <w:r>
+                  <w:rPr>
+                    <w:i/>
+                    <w:sz w:val="20"/>
+                    <w:szCs w:val="20"/>
+                  </w:rPr>
+                  <w:t>(МГц)</w:t>
+                </w:r>
+              </w:p>
+            </w:tc>
+          </w:tr>
+        </w:tbl>
+        <w:p>
+          <w:pPr>
+            <w:pStyle w:val="a3"/>
+            <w:ind w:right="-1" w:firstLine="720"/>
+            <w:rPr>
+              <w:sz w:val="20"/>
+              <w:szCs w:val="20"/>
+            </w:rPr>
+          </w:pPr>
+        </w:p>
+        <w:bookmarkEnd w:id="2" w:displacedByCustomXml="next"/>
+      </w:sdtContent>
+    </w:sdt>
     <w:p>
       <w:pPr>
         <w:pStyle w:val="a3"/>
         <w:ind w:right="-1" w:firstLine="720"/>
         <w:rPr>
-          <w:rFonts w:ascii="Times New Roman CYR" w:hAnsi="Times New Roman CYR" w:cs="Times New Roman CYR"/>
-          <w:sz w:val="20"/>
-          <w:szCs w:val="20"/>
-        </w:rPr>
-      </w:pPr>
-      <w:r>
-        <w:rPr>
-          <w:sz w:val="20"/>
-          <w:szCs w:val="20"/>
-        </w:rPr>
-        <w:t>* вноситься інформація зазначена в ліцензії Національної ради України з питань телебачення і радіомовлення</w:t>
-      </w:r>
+          <w:sz w:val="20"/>
+          <w:szCs w:val="20"/>
+        </w:rPr>
+      </w:pPr>
     </w:p>
     <w:p>
       <w:pPr>
         <w:pStyle w:val="a3"/>
-        <w:ind w:right="0"/>
+        <w:ind w:right="-1" w:firstLine="720"/>
         <w:rPr>
           <w:rFonts w:ascii="Times New Roman CYR" w:hAnsi="Times New Roman CYR" w:cs="Times New Roman CYR"/>
           <w:sz w:val="20"/>
           <w:szCs w:val="20"/>
         </w:rPr>
       </w:pPr>
+      <w:r>
+        <w:rPr>
+          <w:sz w:val="20"/>
+          <w:szCs w:val="20"/>
+        </w:rPr>
+        <w:t>* вноситься інформація зазначена в ліцензії Національної ради України з питань телебачення і радіомовлення</w:t>
+      </w:r>
     </w:p>
     <w:p>
       <w:pPr>
@@ -1834,42 +1499,18 @@
           <w:rFonts w:ascii="Times New Roman CYR" w:hAnsi="Times New Roman CYR" w:cs="Times New Roman CYR"/>
           <w:sz w:val="20"/>
           <w:szCs w:val="20"/>
-          <w:vertAlign w:val="superscript"/>
-        </w:rPr>
-      </w:pPr>
-      <w:r>
-        <w:rPr>
-          <w:rFonts w:ascii="Times New Roman CYR" w:hAnsi="Times New Roman CYR" w:cs="Times New Roman CYR"/>
-          <w:sz w:val="20"/>
-          <w:szCs w:val="20"/>
-        </w:rPr>
-        <w:t xml:space="preserve">а Користувач зобов’язується виплачувати </w:t>
-      </w:r>
-      <w:r>
-        <w:rPr>
-          <w:rFonts w:ascii="Times New Roman CYR" w:hAnsi="Times New Roman CYR" w:cs="Times New Roman CYR"/>
-          <w:sz w:val="20"/>
-          <w:szCs w:val="20"/>
-        </w:rPr>
-        <w:t>ГО УААСП</w:t>
-      </w:r>
-      <w:r>
-        <w:rPr>
-          <w:rFonts w:ascii="Times New Roman CYR" w:hAnsi="Times New Roman CYR" w:cs="Times New Roman CYR"/>
-          <w:sz w:val="20"/>
-          <w:szCs w:val="20"/>
-        </w:rPr>
-        <w:t xml:space="preserve"> авторську винагороду (роялті) відповідно до даного Договору та Закону.</w:t>
-      </w:r>
+        </w:rPr>
+      </w:pPr>
     </w:p>
     <w:p>
       <w:pPr>
         <w:pStyle w:val="a3"/>
-        <w:ind w:right="0" w:firstLine="709"/>
+        <w:ind w:right="0"/>
         <w:rPr>
           <w:rFonts w:ascii="Times New Roman CYR" w:hAnsi="Times New Roman CYR" w:cs="Times New Roman CYR"/>
           <w:sz w:val="20"/>
           <w:szCs w:val="20"/>
+          <w:vertAlign w:val="superscript"/>
         </w:rPr>
       </w:pPr>
       <w:r>
@@ -1878,17 +1519,15 @@
           <w:sz w:val="20"/>
           <w:szCs w:val="20"/>
         </w:rPr>
-        <w:lastRenderedPageBreak/>
-        <w:t>2.2. Користувач не має права передавати третім особам отримане за цим Договором право на публічне сповіщення шляхом передачі в ефір творів</w:t>
+        <w:t xml:space="preserve">а Користувач зобов’язується виплачувати </w:t>
       </w:r>
       <w:r>
         <w:rPr>
           <w:rFonts w:ascii="Times New Roman CYR" w:hAnsi="Times New Roman CYR" w:cs="Times New Roman CYR"/>
           <w:sz w:val="20"/>
           <w:szCs w:val="20"/>
-          <w:lang w:val="ru-RU"/>
-        </w:rPr>
-        <w:t xml:space="preserve"> </w:t>
+        </w:rPr>
+        <w:t>ГО УААСП</w:t>
       </w:r>
       <w:r>
         <w:rPr>
@@ -1896,39 +1535,7 @@
           <w:sz w:val="20"/>
           <w:szCs w:val="20"/>
         </w:rPr>
-        <w:t xml:space="preserve">з </w:t>
-      </w:r>
-      <w:r>
-        <w:rPr>
-          <w:rFonts w:ascii="Times New Roman CYR" w:hAnsi="Times New Roman CYR" w:cs="Times New Roman CYR"/>
-          <w:sz w:val="20"/>
-          <w:szCs w:val="20"/>
-        </w:rPr>
-        <w:t>каталогу</w:t>
-      </w:r>
-      <w:r>
-        <w:rPr>
-          <w:rFonts w:ascii="Times New Roman CYR" w:hAnsi="Times New Roman CYR" w:cs="Times New Roman CYR"/>
-          <w:sz w:val="20"/>
-          <w:szCs w:val="20"/>
-        </w:rPr>
-        <w:t xml:space="preserve"> </w:t>
-      </w:r>
-      <w:r>
-        <w:rPr>
-          <w:rFonts w:ascii="Times New Roman CYR" w:hAnsi="Times New Roman CYR" w:cs="Times New Roman CYR"/>
-          <w:sz w:val="20"/>
-          <w:szCs w:val="20"/>
-        </w:rPr>
-        <w:t>ГО УААСП</w:t>
-      </w:r>
-      <w:r>
-        <w:rPr>
-          <w:rFonts w:ascii="Times New Roman CYR" w:hAnsi="Times New Roman CYR" w:cs="Times New Roman CYR"/>
-          <w:sz w:val="20"/>
-          <w:szCs w:val="20"/>
-        </w:rPr>
-        <w:t xml:space="preserve">, у тому числі шляхом публічного сповіщення за допомогою проводів або будь-якого виду наземного чи підземного (підводного) кабелю (повторного публічного сповіщення) шляхом трансляції та (або) ретрансляції таких творів. </w:t>
+        <w:t xml:space="preserve"> авторську винагороду (роялті) відповідно до даного Договору та Закону.</w:t>
       </w:r>
     </w:p>
     <w:p>
@@ -1947,6 +1554,75 @@
           <w:sz w:val="20"/>
           <w:szCs w:val="20"/>
         </w:rPr>
+        <w:t>2.2. Користувач не має права передавати третім особам отримане за цим Договором право на публічне сповіщення шляхом передачі в ефір творів</w:t>
+      </w:r>
+      <w:r>
+        <w:rPr>
+          <w:rFonts w:ascii="Times New Roman CYR" w:hAnsi="Times New Roman CYR" w:cs="Times New Roman CYR"/>
+          <w:sz w:val="20"/>
+          <w:szCs w:val="20"/>
+          <w:lang w:val="ru-RU"/>
+        </w:rPr>
+        <w:t xml:space="preserve"> </w:t>
+      </w:r>
+      <w:r>
+        <w:rPr>
+          <w:rFonts w:ascii="Times New Roman CYR" w:hAnsi="Times New Roman CYR" w:cs="Times New Roman CYR"/>
+          <w:sz w:val="20"/>
+          <w:szCs w:val="20"/>
+        </w:rPr>
+        <w:t xml:space="preserve">з </w:t>
+      </w:r>
+      <w:r>
+        <w:rPr>
+          <w:rFonts w:ascii="Times New Roman CYR" w:hAnsi="Times New Roman CYR" w:cs="Times New Roman CYR"/>
+          <w:sz w:val="20"/>
+          <w:szCs w:val="20"/>
+        </w:rPr>
+        <w:t>каталогу</w:t>
+      </w:r>
+      <w:r>
+        <w:rPr>
+          <w:rFonts w:ascii="Times New Roman CYR" w:hAnsi="Times New Roman CYR" w:cs="Times New Roman CYR"/>
+          <w:sz w:val="20"/>
+          <w:szCs w:val="20"/>
+        </w:rPr>
+        <w:t xml:space="preserve"> </w:t>
+      </w:r>
+      <w:r>
+        <w:rPr>
+          <w:rFonts w:ascii="Times New Roman CYR" w:hAnsi="Times New Roman CYR" w:cs="Times New Roman CYR"/>
+          <w:sz w:val="20"/>
+          <w:szCs w:val="20"/>
+        </w:rPr>
+        <w:t>ГО УААСП</w:t>
+      </w:r>
+      <w:r>
+        <w:rPr>
+          <w:rFonts w:ascii="Times New Roman CYR" w:hAnsi="Times New Roman CYR" w:cs="Times New Roman CYR"/>
+          <w:sz w:val="20"/>
+          <w:szCs w:val="20"/>
+        </w:rPr>
+        <w:t xml:space="preserve">, у тому числі шляхом публічного сповіщення за допомогою проводів або будь-якого виду наземного чи підземного (підводного) кабелю (повторного публічного сповіщення) шляхом трансляції та (або) ретрансляції таких творів. </w:t>
+      </w:r>
+    </w:p>
+    <w:p>
+      <w:pPr>
+        <w:pStyle w:val="a3"/>
+        <w:ind w:right="0" w:firstLine="709"/>
+        <w:rPr>
+          <w:rFonts w:ascii="Times New Roman CYR" w:hAnsi="Times New Roman CYR" w:cs="Times New Roman CYR"/>
+          <w:sz w:val="20"/>
+          <w:szCs w:val="20"/>
+        </w:rPr>
+      </w:pPr>
+      <w:r>
+        <w:rPr>
+          <w:rFonts w:ascii="Times New Roman CYR" w:hAnsi="Times New Roman CYR" w:cs="Times New Roman CYR"/>
+          <w:sz w:val="20"/>
+          <w:szCs w:val="20"/>
+        </w:rPr>
+        <w:lastRenderedPageBreak/>
         <w:t>2.3. Цей Договір не поширюється на:</w:t>
       </w:r>
     </w:p>
@@ -2234,7 +1910,7 @@
         </w:rPr>
         <w:t xml:space="preserve"> </w:t>
       </w:r>
-      <w:bookmarkStart w:id="2" w:name="_Hlk3207123"/>
+      <w:bookmarkStart w:id="3" w:name="_Hlk3207123"/>
       <w:sdt>
         <w:sdtPr>
           <w:rPr>
@@ -2298,7 +1974,7 @@
           </w:r>
         </w:sdtContent>
       </w:sdt>
-      <w:bookmarkEnd w:id="2"/>
+      <w:bookmarkEnd w:id="3"/>
       <w:r>
         <w:rPr>
           <w:sz w:val="20"/>
@@ -2313,14 +1989,7 @@
           <w:sz w:val="20"/>
           <w:szCs w:val="20"/>
         </w:rPr>
-        <w:t xml:space="preserve"> відсотки </w:t>
-      </w:r>
-      <w:r>
-        <w:rPr>
-          <w:sz w:val="20"/>
-          <w:szCs w:val="20"/>
-        </w:rPr>
-        <w:t>від доходів Користувача,</w:t>
+        <w:t xml:space="preserve"> </w:t>
       </w:r>
       <w:r>
         <w:rPr>
@@ -2328,17 +1997,61 @@
           <w:bCs/>
           <w:sz w:val="20"/>
           <w:szCs w:val="20"/>
+          <w:lang w:val="ru-RU"/>
+        </w:rPr>
+        <w:t>%</w:t>
+      </w:r>
+      <w:r>
+        <w:rPr>
+          <w:b/>
+          <w:bCs/>
+          <w:sz w:val="20"/>
+          <w:szCs w:val="20"/>
+          <w:lang w:val="ru-RU"/>
         </w:rPr>
         <w:t xml:space="preserve"> </w:t>
       </w:r>
       <w:r>
         <w:rPr>
+          <w:bCs/>
+          <w:sz w:val="20"/>
+          <w:szCs w:val="20"/>
+        </w:rPr>
+        <w:t>и</w:t>
+      </w:r>
+      <w:r>
+        <w:rPr>
+          <w:b/>
+          <w:bCs/>
+          <w:sz w:val="20"/>
+          <w:szCs w:val="20"/>
+        </w:rPr>
+        <w:t xml:space="preserve"> </w:t>
+      </w:r>
+      <w:r>
+        <w:rPr>
+          <w:sz w:val="20"/>
+          <w:szCs w:val="20"/>
+        </w:rPr>
+        <w:t>від доходів Користувача,</w:t>
+      </w:r>
+      <w:r>
+        <w:rPr>
+          <w:b/>
+          <w:bCs/>
+          <w:sz w:val="20"/>
+          <w:szCs w:val="20"/>
+        </w:rPr>
+        <w:t xml:space="preserve"> </w:t>
+      </w:r>
+      <w:r>
+        <w:rPr>
           <w:sz w:val="20"/>
           <w:szCs w:val="20"/>
         </w:rPr>
         <w:t xml:space="preserve">але не менше ніж </w:t>
       </w:r>
-      <w:bookmarkStart w:id="3" w:name="_Hlk3207175"/>
+      <w:bookmarkStart w:id="4" w:name="_Hlk3207175"/>
       <w:sdt>
         <w:sdtPr>
           <w:rPr>
@@ -2374,7 +2087,15 @@
           <w:sz w:val="20"/>
           <w:szCs w:val="20"/>
         </w:rPr>
-        <w:t xml:space="preserve"> (</w:t>
+        <w:t xml:space="preserve"> </w:t>
+      </w:r>
+      <w:r>
+        <w:rPr>
+          <w:bCs/>
+          <w:sz w:val="20"/>
+          <w:szCs w:val="20"/>
+        </w:rPr>
+        <w:t>(</w:t>
       </w:r>
       <w:sdt>
         <w:sdtPr>
@@ -2405,12 +2126,20 @@
       </w:sdt>
       <w:r>
         <w:rPr>
+          <w:bCs/>
+          <w:sz w:val="20"/>
+          <w:szCs w:val="20"/>
+        </w:rPr>
+        <w:t>)</w:t>
+      </w:r>
+      <w:r>
+        <w:rPr>
           <w:b/>
           <w:bCs/>
           <w:sz w:val="20"/>
           <w:szCs w:val="20"/>
         </w:rPr>
-        <w:t xml:space="preserve">) грн. </w:t>
+        <w:t xml:space="preserve"> грн. </w:t>
       </w:r>
       <w:sdt>
         <w:sdtPr>
@@ -2449,7 +2178,7 @@
         </w:rPr>
         <w:t xml:space="preserve"> коп.</w:t>
       </w:r>
-      <w:bookmarkEnd w:id="3"/>
+      <w:bookmarkEnd w:id="4"/>
       <w:r>
         <w:rPr>
           <w:sz w:val="20"/>
@@ -2457,7 +2186,7 @@
         </w:rPr>
         <w:t xml:space="preserve"> (далі – мінімальний платіж) </w:t>
       </w:r>
-      <w:bookmarkStart w:id="4" w:name="_Hlk3207388"/>
+      <w:bookmarkStart w:id="5" w:name="_Hlk3207388"/>
       <w:sdt>
         <w:sdtPr>
           <w:rPr>
@@ -2485,7 +2214,7 @@
           </w:r>
         </w:sdtContent>
       </w:sdt>
-      <w:bookmarkEnd w:id="4"/>
+      <w:bookmarkEnd w:id="5"/>
       <w:r>
         <w:rPr>
           <w:sz w:val="20"/>
@@ -2562,7 +2291,7 @@
         </w:rPr>
         <w:t xml:space="preserve"> </w:t>
       </w:r>
-      <w:bookmarkStart w:id="5" w:name="_Hlk3207428"/>
+      <w:bookmarkStart w:id="6" w:name="_Hlk3207428"/>
       <w:sdt>
         <w:sdtPr>
           <w:rPr>
@@ -2591,7 +2320,7 @@
           </w:r>
         </w:sdtContent>
       </w:sdt>
-      <w:bookmarkEnd w:id="5"/>
+      <w:bookmarkEnd w:id="6"/>
       <w:r>
         <w:rPr>
           <w:sz w:val="20"/>
@@ -3554,15 +3283,7 @@
           <w:rFonts w:ascii="inherit" w:hAnsi="inherit"/>
           <w:color w:val="212121"/>
         </w:rPr>
-        <w:t xml:space="preserve"> поштовою адресою </w:t>
-      </w:r>
-      <w:r>
-        <w:rPr>
-          <w:rFonts w:ascii="inherit" w:hAnsi="inherit"/>
-          <w:color w:val="212121"/>
-        </w:rPr>
-        <w:lastRenderedPageBreak/>
-        <w:t>Користувача - в разі відмови Користувача від отримання вимоги (претензії) або повернення листа за закінченням терміну зберігання, або вибуття адресата.</w:t>
+        <w:t xml:space="preserve"> поштовою адресою Користувача - в разі відмови Користувача від отримання вимоги (претензії) або повернення листа за закінченням терміну зберігання, або вибуття адресата.</w:t>
       </w:r>
     </w:p>
     <w:p>
@@ -3632,6 +3353,7 @@
           <w:sz w:val="20"/>
           <w:szCs w:val="20"/>
         </w:rPr>
+        <w:lastRenderedPageBreak/>
         <w:t xml:space="preserve">       </w:t>
       </w:r>
       <w:r>
@@ -4490,7 +4212,7 @@
         </w:rPr>
         <w:t xml:space="preserve">Цей Договір набирає чинності з </w:t>
       </w:r>
-      <w:bookmarkStart w:id="6" w:name="_Hlk3208475"/>
+      <w:bookmarkStart w:id="7" w:name="_Hlk3208475"/>
       <w:sdt>
         <w:sdtPr>
           <w:rPr>
@@ -4498,8 +4220,8 @@
             <w:sz w:val="20"/>
             <w:szCs w:val="20"/>
           </w:rPr>
-          <w:alias w:val="docDateBeginC"/>
-          <w:tag w:val="docDateBeginC"/>
+          <w:alias w:val="docDateBegin"/>
+          <w:tag w:val="docDateBegin"/>
           <w:id w:val="-954788700"/>
           <w:placeholder>
             <w:docPart w:val="8D6EAE10837C4193B313742AA70D1DAB"/>
@@ -4552,7 +4274,7 @@
         </w:rPr>
         <w:t xml:space="preserve">  </w:t>
       </w:r>
-      <w:bookmarkStart w:id="7" w:name="_Hlk3207534"/>
+      <w:bookmarkStart w:id="8" w:name="_Hlk3207534"/>
       <w:sdt>
         <w:sdtPr>
           <w:rPr>
@@ -4560,8 +4282,8 @@
             <w:sz w:val="20"/>
             <w:szCs w:val="20"/>
           </w:rPr>
-          <w:alias w:val="docDateEndC"/>
-          <w:tag w:val="docDateEndC"/>
+          <w:alias w:val="docDateEnd"/>
+          <w:tag w:val="docDateEnd"/>
           <w:id w:val="1553884469"/>
           <w:placeholder>
             <w:docPart w:val="8D6EAE10837C4193B313742AA70D1DAB"/>
@@ -4580,8 +4302,8 @@
           </w:r>
         </w:sdtContent>
       </w:sdt>
-      <w:bookmarkEnd w:id="6"/>
       <w:bookmarkEnd w:id="7"/>
+      <w:bookmarkEnd w:id="8"/>
       <w:r>
         <w:rPr>
           <w:b/>
@@ -4626,7 +4348,6 @@
         <w:rPr>
           <w:sz w:val="20"/>
           <w:szCs w:val="20"/>
-          <w:highlight w:val="yellow"/>
         </w:rPr>
         <w:t xml:space="preserve">5.2. </w:t>
       </w:r>
@@ -4634,7 +4355,6 @@
         <w:rPr>
           <w:sz w:val="20"/>
           <w:szCs w:val="20"/>
-          <w:highlight w:val="yellow"/>
         </w:rPr>
         <w:t>Дія даного Договору автоматично продовжується строком на 1 рік з одночасним підвищенням розміру мінімального платежу авторської винагороди</w:t>
       </w:r>
@@ -4642,7 +4362,6 @@
         <w:rPr>
           <w:sz w:val="20"/>
           <w:szCs w:val="20"/>
-          <w:highlight w:val="yellow"/>
           <w:lang w:val="ru-RU"/>
         </w:rPr>
         <w:t xml:space="preserve"> </w:t>
@@ -4651,9 +4370,90 @@
         <w:rPr>
           <w:sz w:val="20"/>
           <w:szCs w:val="20"/>
-          <w:highlight w:val="yellow"/>
-        </w:rPr>
-        <w:t>за попередній рік на ____ (_____________) %, - і так із року в рік.</w:t>
+        </w:rPr>
+        <w:t xml:space="preserve">за попередній рік на </w:t>
+      </w:r>
+      <w:sdt>
+        <w:sdtPr>
+          <w:rPr>
+            <w:b/>
+            <w:sz w:val="20"/>
+            <w:szCs w:val="20"/>
+          </w:rPr>
+          <w:alias w:val="prcntPrl"/>
+          <w:tag w:val="prcntPrl"/>
+          <w:id w:val="973418347"/>
+          <w:placeholder>
+            <w:docPart w:val="DefaultPlaceholder_-1854013440"/>
+          </w:placeholder>
+          <w:showingPlcHdr/>
+          <w15:appearance w15:val="tags"/>
+          <w:text/>
+        </w:sdtPr>
+        <w:sdtEndPr/>
+        <w:sdtContent>
+          <w:r>
+            <w:rPr>
+              <w:rStyle w:val="af"/>
+            </w:rPr>
+            <w:t>Место для ввода текста.</w:t>
+          </w:r>
+        </w:sdtContent>
+      </w:sdt>
+      <w:r>
+        <w:rPr>
+          <w:sz w:val="20"/>
+          <w:szCs w:val="20"/>
+        </w:rPr>
+        <w:t xml:space="preserve"> (</w:t>
+      </w:r>
+      <w:sdt>
+        <w:sdtPr>
+          <w:rPr>
+            <w:sz w:val="20"/>
+            <w:szCs w:val="20"/>
+          </w:rPr>
+          <w:alias w:val="prcntPrlText"/>
+          <w:tag w:val="prcntPrlText"/>
+          <w:id w:val="-492410048"/>
+          <w:placeholder>
+            <w:docPart w:val="DefaultPlaceholder_-1854013440"/>
+          </w:placeholder>
+          <w:showingPlcHdr/>
+          <w15:appearance w15:val="tags"/>
+          <w:text/>
+        </w:sdtPr>
+        <w:sdtEndPr/>
+        <w:sdtContent>
+          <w:r>
+            <w:rPr>
+              <w:rStyle w:val="af"/>
+            </w:rPr>
+            <w:t>Место для ввода текста.</w:t>
+          </w:r>
+        </w:sdtContent>
+      </w:sdt>
+      <w:r>
+        <w:rPr>
+          <w:sz w:val="20"/>
+          <w:szCs w:val="20"/>
+        </w:rPr>
+        <w:t xml:space="preserve">) </w:t>
+      </w:r>
+      <w:r>
+        <w:rPr>
+          <w:b/>
+          <w:sz w:val="20"/>
+          <w:szCs w:val="20"/>
+        </w:rPr>
+        <w:t>%</w:t>
+      </w:r>
+      <w:r>
+        <w:rPr>
+          <w:sz w:val="20"/>
+          <w:szCs w:val="20"/>
+        </w:rPr>
+        <w:t xml:space="preserve"> - і так із року в рік.</w:t>
       </w:r>
     </w:p>
     <w:p>
@@ -5316,7 +5116,15 @@
           <w:sz w:val="20"/>
           <w:szCs w:val="20"/>
         </w:rPr>
-        <w:t>8.3. Сторони повинні у 5-денний строк письмово повідомляти одна одну про зміни організаційно-правової форми, характеру і (або) виду діяльності, місцезнаходження, обставин непереборної сили та наявність інших обставин, що перешкоджають належному виконанню умов Договору, а також надавати документи та іншу інформацію, пов’язану з виконанням Сторонами зобов’язань за цим Договором.</w:t>
+        <w:t xml:space="preserve">8.3. Сторони повинні у 5-денний строк письмово повідомляти одна одну про зміни організаційно-правової форми, характеру і (або) виду діяльності, місцезнаходження, обставин непереборної сили та наявність інших обставин, </w:t>
+      </w:r>
+      <w:r>
+        <w:rPr>
+          <w:sz w:val="20"/>
+          <w:szCs w:val="20"/>
+        </w:rPr>
+        <w:lastRenderedPageBreak/>
+        <w:t>що перешкоджають належному виконанню умов Договору, а також надавати документи та іншу інформацію, пов’язану з виконанням Сторонами зобов’язань за цим Договором.</w:t>
       </w:r>
     </w:p>
     <w:p>
@@ -5333,7 +5141,6 @@
           <w:sz w:val="20"/>
           <w:szCs w:val="20"/>
         </w:rPr>
-        <w:lastRenderedPageBreak/>
         <w:t xml:space="preserve">8.4. Несвоєчасне повідомлення і (або) неповідомлення іншої Сторони про дію таких обставин позбавляє відповідну Сторону права посилатися на такі обставини у майбутньому як на підставу для звільнення від відповідальності за часткове або повне невиконання зобов’язань за цим Договором. </w:t>
       </w:r>
     </w:p>
@@ -6727,12 +6534,24 @@
                 <w:lang w:val="uk-UA"/>
               </w:rPr>
             </w:pPr>
+          </w:p>
+          <w:p>
+            <w:pPr>
+              <w:ind w:right="-108"/>
+              <w:jc w:val="center"/>
+              <w:rPr>
+                <w:bCs w:val="0"/>
+                <w:sz w:val="16"/>
+                <w:szCs w:val="16"/>
+                <w:lang w:val="uk-UA"/>
+              </w:rPr>
+            </w:pPr>
             <w:sdt>
               <w:sdtPr>
                 <w:rPr>
                   <w:bCs w:val="0"/>
-                  <w:sz w:val="16"/>
-                  <w:szCs w:val="16"/>
+                  <w:sz w:val="20"/>
+                  <w:szCs w:val="20"/>
                   <w:lang w:val="uk-UA"/>
                 </w:rPr>
                 <w:alias w:val="CstName"/>
@@ -6779,15 +6598,15 @@
             <w:pPr>
               <w:ind w:right="-108"/>
               <w:rPr>
-                <w:sz w:val="16"/>
-                <w:szCs w:val="16"/>
+                <w:sz w:val="20"/>
+                <w:szCs w:val="20"/>
                 <w:lang w:val="uk-UA"/>
               </w:rPr>
             </w:pPr>
             <w:r>
               <w:rPr>
-                <w:sz w:val="16"/>
-                <w:szCs w:val="16"/>
+                <w:sz w:val="20"/>
+                <w:szCs w:val="20"/>
                 <w:lang w:val="uk-UA"/>
               </w:rPr>
               <w:t xml:space="preserve">Юридична адреса: </w:t>
@@ -6796,8 +6615,8 @@
               <w:sdtPr>
                 <w:rPr>
                   <w:b w:val="0"/>
-                  <w:sz w:val="16"/>
-                  <w:szCs w:val="16"/>
+                  <w:sz w:val="20"/>
+                  <w:szCs w:val="20"/>
                   <w:lang w:val="uk-UA"/>
                 </w:rPr>
                 <w:alias w:val="CstLegalAddress"/>
@@ -6826,15 +6645,15 @@
               <w:ind w:right="-108"/>
               <w:rPr>
                 <w:b w:val="0"/>
-                <w:sz w:val="16"/>
-                <w:szCs w:val="16"/>
+                <w:sz w:val="20"/>
+                <w:szCs w:val="20"/>
                 <w:lang w:val="uk-UA"/>
               </w:rPr>
             </w:pPr>
             <w:r>
               <w:rPr>
-                <w:sz w:val="16"/>
-                <w:szCs w:val="16"/>
+                <w:sz w:val="20"/>
+                <w:szCs w:val="20"/>
                 <w:lang w:val="uk-UA"/>
               </w:rPr>
               <w:t xml:space="preserve">Фактична адреса: </w:t>
@@ -6843,8 +6662,8 @@
               <w:sdtPr>
                 <w:rPr>
                   <w:b w:val="0"/>
-                  <w:sz w:val="16"/>
-                  <w:szCs w:val="16"/>
+                  <w:sz w:val="20"/>
+                  <w:szCs w:val="20"/>
                   <w:lang w:val="uk-UA"/>
                 </w:rPr>
                 <w:alias w:val="CstResidentialAddress"/>
@@ -6873,15 +6692,15 @@
               <w:ind w:right="-108"/>
               <w:rPr>
                 <w:b w:val="0"/>
-                <w:sz w:val="16"/>
-                <w:szCs w:val="16"/>
+                <w:sz w:val="20"/>
+                <w:szCs w:val="20"/>
                 <w:lang w:val="uk-UA"/>
               </w:rPr>
             </w:pPr>
             <w:r>
               <w:rPr>
-                <w:sz w:val="16"/>
-                <w:szCs w:val="16"/>
+                <w:sz w:val="20"/>
+                <w:szCs w:val="20"/>
                 <w:lang w:val="uk-UA"/>
               </w:rPr>
               <w:t xml:space="preserve">Адреса для листування: </w:t>
@@ -6891,8 +6710,8 @@
                 <w:rPr>
                   <w:b w:val="0"/>
                   <w:bCs w:val="0"/>
-                  <w:sz w:val="16"/>
-                  <w:szCs w:val="16"/>
+                  <w:sz w:val="20"/>
+                  <w:szCs w:val="20"/>
                   <w:lang w:val="uk-UA"/>
                 </w:rPr>
                 <w:alias w:val="CstCorrespAddress"/>
@@ -6921,16 +6740,16 @@
               <w:ind w:right="-108"/>
               <w:rPr>
                 <w:b w:val="0"/>
-                <w:sz w:val="16"/>
-                <w:szCs w:val="16"/>
+                <w:sz w:val="20"/>
+                <w:szCs w:val="20"/>
                 <w:lang w:val="uk-UA"/>
               </w:rPr>
             </w:pPr>
             <w:proofErr w:type="spellStart"/>
             <w:r>
               <w:rPr>
-                <w:sz w:val="16"/>
-                <w:szCs w:val="16"/>
+                <w:sz w:val="20"/>
+                <w:szCs w:val="20"/>
                 <w:lang w:val="uk-UA"/>
               </w:rPr>
               <w:t>Тел</w:t>
@@ -6938,8 +6757,8 @@
             <w:proofErr w:type="spellEnd"/>
             <w:r>
               <w:rPr>
-                <w:sz w:val="16"/>
-                <w:szCs w:val="16"/>
+                <w:sz w:val="20"/>
+                <w:szCs w:val="20"/>
                 <w:lang w:val="uk-UA"/>
               </w:rPr>
               <w:t xml:space="preserve">.: </w:t>
@@ -6948,8 +6767,8 @@
               <w:sdtPr>
                 <w:rPr>
                   <w:b w:val="0"/>
-                  <w:sz w:val="16"/>
-                  <w:szCs w:val="16"/>
+                  <w:sz w:val="20"/>
+                  <w:szCs w:val="20"/>
                   <w:lang w:val="uk-UA"/>
                 </w:rPr>
                 <w:alias w:val="CstPhone"/>
@@ -6978,34 +6797,50 @@
               <w:ind w:right="-108"/>
               <w:rPr>
                 <w:b w:val="0"/>
-                <w:sz w:val="16"/>
-                <w:szCs w:val="16"/>
+                <w:sz w:val="20"/>
+                <w:szCs w:val="20"/>
                 <w:lang w:val="uk-UA"/>
               </w:rPr>
             </w:pPr>
             <w:r>
               <w:rPr>
-                <w:sz w:val="16"/>
-                <w:szCs w:val="16"/>
+                <w:sz w:val="20"/>
+                <w:szCs w:val="20"/>
                 <w:lang w:val="uk-UA"/>
               </w:rPr>
-              <w:t>факс:_____________________________</w:t>
+              <w:t>факс:</w:t>
             </w:r>
+            <w:r>
+              <w:rPr>
+                <w:sz w:val="20"/>
+                <w:szCs w:val="20"/>
+                <w:lang w:val="uk-UA"/>
+              </w:rPr>
+              <w:t xml:space="preserve"> </w:t>
+            </w:r>
+            <w:r>
+              <w:rPr>
+                <w:sz w:val="20"/>
+                <w:szCs w:val="20"/>
+                <w:lang w:val="uk-UA"/>
+              </w:rPr>
+              <w:t>_____________________________</w:t>
+            </w:r>
           </w:p>
           <w:p>
             <w:pPr>
               <w:ind w:right="-108"/>
               <w:rPr>
                 <w:b w:val="0"/>
-                <w:sz w:val="16"/>
-                <w:szCs w:val="16"/>
+                <w:sz w:val="20"/>
+                <w:szCs w:val="20"/>
                 <w:lang w:val="uk-UA"/>
               </w:rPr>
             </w:pPr>
             <w:r>
               <w:rPr>
-                <w:sz w:val="16"/>
-                <w:szCs w:val="16"/>
+                <w:sz w:val="20"/>
+                <w:szCs w:val="20"/>
                 <w:lang w:val="uk-UA"/>
               </w:rPr>
               <w:t xml:space="preserve">Код ЄДРПОУ: </w:t>
@@ -7015,8 +6850,8 @@
                 <w:rPr>
                   <w:b w:val="0"/>
                   <w:bCs w:val="0"/>
-                  <w:sz w:val="16"/>
-                  <w:szCs w:val="16"/>
+                  <w:sz w:val="20"/>
+                  <w:szCs w:val="20"/>
                   <w:lang w:val="uk-UA"/>
                 </w:rPr>
                 <w:alias w:val="CstEDRPOU"/>
@@ -7045,26 +6880,42 @@
               <w:ind w:right="-108"/>
               <w:rPr>
                 <w:b w:val="0"/>
-                <w:sz w:val="16"/>
-                <w:szCs w:val="16"/>
+                <w:sz w:val="20"/>
+                <w:szCs w:val="20"/>
                 <w:lang w:val="uk-UA"/>
               </w:rPr>
             </w:pPr>
             <w:r>
               <w:rPr>
-                <w:sz w:val="16"/>
-                <w:szCs w:val="16"/>
+                <w:sz w:val="20"/>
+                <w:szCs w:val="20"/>
                 <w:lang w:val="uk-UA"/>
               </w:rPr>
-              <w:t xml:space="preserve">Банк </w:t>
+              <w:t>Банк</w:t>
+            </w:r>
+            <w:r>
+              <w:rPr>
+                <w:sz w:val="20"/>
+                <w:szCs w:val="20"/>
+                <w:lang w:val="uk-UA"/>
+              </w:rPr>
+              <w:t>:</w:t>
+            </w:r>
+            <w:r>
+              <w:rPr>
+                <w:sz w:val="20"/>
+                <w:szCs w:val="20"/>
+                <w:lang w:val="uk-UA"/>
+              </w:rPr>
+              <w:t xml:space="preserve"> </w:t>
             </w:r>
             <w:sdt>
               <w:sdtPr>
                 <w:rPr>
                   <w:b w:val="0"/>
                   <w:bCs w:val="0"/>
-                  <w:sz w:val="16"/>
-                  <w:szCs w:val="16"/>
+                  <w:sz w:val="20"/>
+                  <w:szCs w:val="20"/>
                   <w:lang w:val="uk-UA"/>
                 </w:rPr>
                 <w:alias w:val="CstBankName"/>
@@ -7093,15 +6944,15 @@
               <w:ind w:right="-108"/>
               <w:rPr>
                 <w:b w:val="0"/>
-                <w:sz w:val="16"/>
-                <w:szCs w:val="16"/>
+                <w:sz w:val="20"/>
+                <w:szCs w:val="20"/>
                 <w:lang w:val="uk-UA"/>
               </w:rPr>
             </w:pPr>
             <w:r>
               <w:rPr>
-                <w:sz w:val="16"/>
-                <w:szCs w:val="16"/>
+                <w:sz w:val="20"/>
+                <w:szCs w:val="20"/>
                 <w:lang w:val="uk-UA"/>
               </w:rPr>
               <w:t xml:space="preserve">МФО: </w:t>
@@ -7111,8 +6962,8 @@
                 <w:rPr>
                   <w:b w:val="0"/>
                   <w:bCs w:val="0"/>
-                  <w:sz w:val="16"/>
-                  <w:szCs w:val="16"/>
+                  <w:sz w:val="20"/>
+                  <w:szCs w:val="20"/>
                   <w:lang w:val="uk-UA"/>
                 </w:rPr>
                 <w:alias w:val="CstBankMFO"/>
@@ -7141,15 +6992,15 @@
               <w:ind w:right="-108"/>
               <w:rPr>
                 <w:b w:val="0"/>
-                <w:sz w:val="16"/>
-                <w:szCs w:val="16"/>
+                <w:sz w:val="20"/>
+                <w:szCs w:val="20"/>
                 <w:lang w:val="uk-UA"/>
               </w:rPr>
             </w:pPr>
             <w:r>
               <w:rPr>
-                <w:sz w:val="16"/>
-                <w:szCs w:val="16"/>
+                <w:sz w:val="20"/>
+                <w:szCs w:val="20"/>
                 <w:lang w:val="uk-UA"/>
               </w:rPr>
               <w:t xml:space="preserve">р/р </w:t>
@@ -7159,8 +7010,8 @@
                 <w:rPr>
                   <w:b w:val="0"/>
                   <w:bCs w:val="0"/>
-                  <w:sz w:val="16"/>
-                  <w:szCs w:val="16"/>
+                  <w:sz w:val="20"/>
+                  <w:szCs w:val="20"/>
                   <w:lang w:val="uk-UA"/>
                 </w:rPr>
                 <w:alias w:val="CstAcc"/>
@@ -7189,15 +7040,15 @@
               <w:ind w:right="-108"/>
               <w:rPr>
                 <w:b w:val="0"/>
-                <w:sz w:val="16"/>
-                <w:szCs w:val="16"/>
+                <w:sz w:val="20"/>
+                <w:szCs w:val="20"/>
                 <w:lang w:val="uk-UA"/>
               </w:rPr>
             </w:pPr>
             <w:r>
               <w:rPr>
-                <w:sz w:val="16"/>
-                <w:szCs w:val="16"/>
+                <w:sz w:val="20"/>
+                <w:szCs w:val="20"/>
                 <w:lang w:val="uk-UA"/>
               </w:rPr>
               <w:t xml:space="preserve">Свідоцтво № </w:t>
@@ -7207,15 +7058,15 @@
                 <w:rPr>
                   <w:b w:val="0"/>
                   <w:bCs w:val="0"/>
-                  <w:sz w:val="16"/>
-                  <w:szCs w:val="16"/>
+                  <w:sz w:val="20"/>
+                  <w:szCs w:val="20"/>
                   <w:lang w:val="uk-UA"/>
                 </w:rPr>
-                <w:alias w:val="CstAcc"/>
-                <w:tag w:val="CstAcc"/>
-                <w:id w:val="1575388416"/>
+                <w:alias w:val="CstRegNumber"/>
+                <w:tag w:val="CstRegNumber"/>
+                <w:id w:val="-1794891208"/>
                 <w:placeholder>
-                  <w:docPart w:val="DE71A890CF474D9ABFAB17B40692D337"/>
+                  <w:docPart w:val="EF12C32D138C4A458EBEF208CD09357A"/>
                 </w:placeholder>
                 <w:showingPlcHdr/>
                 <w15:appearance w15:val="tags"/>
@@ -7226,6 +7077,7 @@
                 <w:r>
                   <w:rPr>
                     <w:rStyle w:val="af"/>
+                    <w:lang w:val="uk-UA"/>
                   </w:rPr>
                   <w:t>Место для ввода текста.</w:t>
                 </w:r>
@@ -7233,26 +7085,34 @@
             </w:sdt>
             <w:r>
               <w:rPr>
-                <w:sz w:val="16"/>
-                <w:szCs w:val="16"/>
+                <w:b w:val="0"/>
+                <w:sz w:val="20"/>
+                <w:szCs w:val="20"/>
                 <w:lang w:val="uk-UA"/>
               </w:rPr>
-              <w:t xml:space="preserve"> від </w:t>
+              <w:t xml:space="preserve"> від</w:t>
+            </w:r>
+            <w:r>
+              <w:rPr>
+                <w:b w:val="0"/>
+                <w:sz w:val="20"/>
+                <w:szCs w:val="20"/>
+              </w:rPr>
+              <w:t xml:space="preserve"> </w:t>
             </w:r>
             <w:sdt>
               <w:sdtPr>
                 <w:rPr>
                   <w:b w:val="0"/>
-                  <w:bCs w:val="0"/>
-                  <w:sz w:val="16"/>
-                  <w:szCs w:val="16"/>
+                  <w:sz w:val="20"/>
+                  <w:szCs w:val="20"/>
                   <w:lang w:val="uk-UA"/>
                 </w:rPr>
-                <w:alias w:val="CstAcc"/>
-                <w:tag w:val="CstAcc"/>
-                <w:id w:val="1488436807"/>
+                <w:alias w:val="CstRegData"/>
+                <w:tag w:val="CstRegData"/>
+                <w:id w:val="1267500302"/>
                 <w:placeholder>
-                  <w:docPart w:val="3B0C940881E34740ACE10A3C2D57D91F"/>
+                  <w:docPart w:val="EF12C32D138C4A458EBEF208CD09357A"/>
                 </w:placeholder>
                 <w:showingPlcHdr/>
                 <w15:appearance w15:val="tags"/>
@@ -7263,6 +7123,7 @@
                 <w:r>
                   <w:rPr>
                     <w:rStyle w:val="af"/>
+                    <w:lang w:val="uk-UA"/>
                   </w:rPr>
                   <w:t>Место для ввода текста.</w:t>
                 </w:r>
@@ -7270,29 +7131,94 @@
             </w:sdt>
             <w:r>
               <w:rPr>
-                <w:sz w:val="16"/>
-                <w:szCs w:val="16"/>
+                <w:sz w:val="20"/>
+                <w:szCs w:val="20"/>
                 <w:lang w:val="uk-UA"/>
               </w:rPr>
-              <w:t xml:space="preserve"> р.</w:t>
+              <w:t xml:space="preserve"> </w:t>
             </w:r>
+            <w:r>
+              <w:rPr>
+                <w:b w:val="0"/>
+                <w:sz w:val="20"/>
+                <w:szCs w:val="20"/>
+                <w:lang w:val="uk-UA"/>
+              </w:rPr>
+              <w:t>р.</w:t>
+            </w:r>
           </w:p>
           <w:p>
             <w:pPr>
               <w:ind w:right="-108"/>
               <w:rPr>
                 <w:b w:val="0"/>
-                <w:sz w:val="16"/>
-                <w:szCs w:val="16"/>
+                <w:sz w:val="20"/>
+                <w:szCs w:val="20"/>
+              </w:rPr>
+            </w:pPr>
+            <w:r>
+              <w:rPr>
+                <w:sz w:val="20"/>
+                <w:szCs w:val="20"/>
                 <w:lang w:val="uk-UA"/>
               </w:rPr>
-            </w:pPr>
+              <w:t>Є платником</w:t>
+            </w:r>
             <w:r>
               <w:rPr>
-                <w:sz w:val="16"/>
-                <w:szCs w:val="16"/>
+                <w:sz w:val="20"/>
+                <w:szCs w:val="20"/>
+              </w:rPr>
+              <w:t xml:space="preserve"> </w:t>
+            </w:r>
+            <w:sdt>
+              <w:sdtPr>
+                <w:rPr>
+                  <w:b w:val="0"/>
+                  <w:bCs w:val="0"/>
+                  <w:sz w:val="20"/>
+                  <w:szCs w:val="20"/>
+                  <w:lang w:val="uk-UA"/>
+                </w:rPr>
+                <w:alias w:val="CstVATType"/>
+                <w:tag w:val="CstVATType"/>
+                <w:id w:val="25303977"/>
+                <w:placeholder>
+                  <w:docPart w:val="AC366D6BB5F8486C987E610D105D36D9"/>
+                </w:placeholder>
+                <w:showingPlcHdr/>
+                <w15:appearance w15:val="tags"/>
+                <w:text/>
+              </w:sdtPr>
+              <w:sdtEndPr/>
+              <w:sdtContent>
+                <w:r>
+                  <w:rPr>
+                    <w:rStyle w:val="af"/>
+                    <w:lang w:val="uk-UA"/>
+                  </w:rPr>
+                  <w:t>Место для ввода текста.</w:t>
+                </w:r>
+              </w:sdtContent>
+            </w:sdt>
+          </w:p>
+          <w:p>
+            <w:pPr>
+              <w:ind w:right="-108"/>
+              <w:rPr>
+                <w:b w:val="0"/>
+                <w:sz w:val="20"/>
+                <w:szCs w:val="20"/>
                 <w:lang w:val="uk-UA"/>
               </w:rPr>
+            </w:pPr>
+            <w:r>
+              <w:rPr>
+                <w:sz w:val="20"/>
+                <w:szCs w:val="20"/>
+                <w:lang w:val="uk-UA"/>
+              </w:rPr>
+              <w:lastRenderedPageBreak/>
               <w:t xml:space="preserve">Індивідуальний податковий № </w:t>
             </w:r>
             <w:sdt>
@@ -7300,8 +7226,8 @@
                 <w:rPr>
                   <w:b w:val="0"/>
                   <w:bCs w:val="0"/>
-                  <w:sz w:val="16"/>
-                  <w:szCs w:val="16"/>
+                  <w:sz w:val="20"/>
+                  <w:szCs w:val="20"/>
                   <w:lang w:val="uk-UA"/>
                 </w:rPr>
                 <w:alias w:val="CstVAT"/>
@@ -7330,55 +7256,55 @@
               <w:ind w:right="-108"/>
               <w:rPr>
                 <w:b w:val="0"/>
-                <w:sz w:val="16"/>
-                <w:szCs w:val="16"/>
+                <w:sz w:val="20"/>
+                <w:szCs w:val="20"/>
+                <w:lang w:val="uk-UA"/>
               </w:rPr>
             </w:pPr>
             <w:r>
               <w:rPr>
-                <w:sz w:val="16"/>
-                <w:szCs w:val="16"/>
+                <w:sz w:val="20"/>
+                <w:szCs w:val="20"/>
                 <w:lang w:val="uk-UA"/>
               </w:rPr>
-              <w:t>Є платником</w:t>
+              <w:t>http://_________________________________</w:t>
             </w:r>
+          </w:p>
+          <w:p>
+            <w:pPr>
+              <w:ind w:right="-108"/>
+              <w:rPr>
+                <w:sz w:val="20"/>
+                <w:szCs w:val="20"/>
+                <w:lang w:val="uk-UA"/>
+              </w:rPr>
+            </w:pPr>
             <w:r>
               <w:rPr>
-                <w:sz w:val="16"/>
-                <w:szCs w:val="16"/>
-              </w:rPr>
-              <w:t xml:space="preserve"> </w:t>
+                <w:sz w:val="20"/>
+                <w:szCs w:val="20"/>
+                <w:lang w:val="uk-UA"/>
+              </w:rPr>
+              <w:t>E-</w:t>
             </w:r>
-            <w:sdt>
-              <w:sdtPr>
-                <w:rPr>
-                  <w:b w:val="0"/>
-                  <w:bCs w:val="0"/>
-                  <w:sz w:val="16"/>
-                  <w:szCs w:val="16"/>
-                  <w:lang w:val="uk-UA"/>
-                </w:rPr>
-                <w:alias w:val="CstVATType"/>
-                <w:tag w:val="CstVATType"/>
-                <w:id w:val="25303977"/>
-                <w:placeholder>
-                  <w:docPart w:val="F0233B3DC60E417AADC8773E33CC72D7"/>
-                </w:placeholder>
-                <w:showingPlcHdr/>
-                <w15:appearance w15:val="tags"/>
-                <w:text/>
-              </w:sdtPr>
-              <w:sdtEndPr/>
-              <w:sdtContent>
-                <w:r>
-                  <w:rPr>
-                    <w:rStyle w:val="af"/>
-                    <w:lang w:val="uk-UA"/>
-                  </w:rPr>
-                  <w:t>Место для ввода текста.</w:t>
-                </w:r>
-              </w:sdtContent>
-            </w:sdt>
+            <w:proofErr w:type="spellStart"/>
+            <w:r>
+              <w:rPr>
+                <w:sz w:val="20"/>
+                <w:szCs w:val="20"/>
+                <w:lang w:val="uk-UA"/>
+              </w:rPr>
+              <w:t>mail</w:t>
+            </w:r>
+            <w:proofErr w:type="spellEnd"/>
+            <w:r>
+              <w:rPr>
+                <w:sz w:val="20"/>
+                <w:szCs w:val="20"/>
+                <w:lang w:val="uk-UA"/>
+              </w:rPr>
+              <w:t>: _______________________________</w:t>
+            </w:r>
           </w:p>
           <w:p>
             <w:pPr>
@@ -7390,51 +7316,6 @@
                 <w:lang w:val="uk-UA"/>
               </w:rPr>
             </w:pPr>
-            <w:r>
-              <w:rPr>
-                <w:sz w:val="16"/>
-                <w:szCs w:val="16"/>
-                <w:lang w:val="uk-UA"/>
-              </w:rPr>
-              <w:t>http://_________________________________</w:t>
-            </w:r>
-          </w:p>
-          <w:p>
-            <w:pPr>
-              <w:ind w:right="-108"/>
-              <w:rPr>
-                <w:b w:val="0"/>
-                <w:sz w:val="16"/>
-                <w:szCs w:val="16"/>
-                <w:lang w:val="uk-UA"/>
-              </w:rPr>
-            </w:pPr>
-            <w:r>
-              <w:rPr>
-                <w:sz w:val="16"/>
-                <w:szCs w:val="16"/>
-                <w:lang w:val="uk-UA"/>
-              </w:rPr>
-              <w:t>E-</w:t>
-            </w:r>
-            <w:proofErr w:type="spellStart"/>
-            <w:r>
-              <w:rPr>
-                <w:sz w:val="16"/>
-                <w:szCs w:val="16"/>
-                <w:lang w:val="uk-UA"/>
-              </w:rPr>
-              <w:t>mail</w:t>
-            </w:r>
-            <w:proofErr w:type="spellEnd"/>
-            <w:r>
-              <w:rPr>
-                <w:sz w:val="16"/>
-                <w:szCs w:val="16"/>
-                <w:lang w:val="uk-UA"/>
-              </w:rPr>
-              <w:t>: _______________________________</w:t>
-            </w:r>
           </w:p>
           <w:tbl>
             <w:tblPr>
@@ -7480,7 +7361,6 @@
                       <w:sz w:val="18"/>
                       <w:szCs w:val="18"/>
                     </w:rPr>
-                    <w:lastRenderedPageBreak/>
                     <w:t>________________</w:t>
                   </w:r>
                   <w:r>
@@ -7573,8 +7453,8 @@
                   <w:pPr>
                     <w:rPr>
                       <w:color w:val="000000"/>
-                      <w:sz w:val="16"/>
-                      <w:szCs w:val="16"/>
+                      <w:sz w:val="18"/>
+                      <w:szCs w:val="18"/>
                     </w:rPr>
                   </w:pPr>
                   <w:r>
@@ -7596,12 +7476,11 @@
                   <w:sdt>
                     <w:sdtPr>
                       <w:rPr>
-                        <w:b w:val="0"/>
-                        <w:sz w:val="18"/>
-                        <w:szCs w:val="18"/>
+                        <w:sz w:val="20"/>
+                        <w:szCs w:val="20"/>
                       </w:rPr>
-                      <w:alias w:val="CstPerson"/>
-                      <w:tag w:val="CstPerson"/>
+                      <w:alias w:val="CstPerson1"/>
+                      <w:tag w:val="CstPerson1"/>
                       <w:id w:val="433098122"/>
                       <w:placeholder>
                         <w:docPart w:val="FEE75F1DD53D4A56B0148711E3E98C8E"/>
@@ -7629,15 +7508,6 @@
                     <w:t xml:space="preserve"> /</w:t>
                   </w:r>
                 </w:p>
-                <w:p>
-                  <w:pPr>
-                    <w:rPr>
-                      <w:color w:val="000000"/>
-                      <w:sz w:val="18"/>
-                      <w:szCs w:val="18"/>
-                    </w:rPr>
-                  </w:pPr>
-                </w:p>
               </w:tc>
             </w:tr>
           </w:tbl>
@@ -7649,7 +7519,7 @@
                 <w:sz w:val="20"/>
                 <w:szCs w:val="20"/>
                 <w:vertAlign w:val="superscript"/>
-                <w:lang w:val="en-US"/>
+                <w:lang w:val="ru-RU"/>
               </w:rPr>
             </w:pPr>
           </w:p>
@@ -18482,6 +18352,86 @@
       </w:tblBorders>
     </w:tblPr>
   </w:style>
+  <w:style w:type="character" w:styleId="af1">
+    <w:name w:val="annotation reference"/>
+    <w:basedOn w:val="a0"/>
+    <w:uiPriority w:val="99"/>
+    <w:semiHidden/>
+    <w:unhideWhenUsed/>
+    <w:rsid w:val="00ED556C"/>
+    <w:rPr>
+      <w:sz w:val="16"/>
+      <w:szCs w:val="16"/>
+    </w:rPr>
+  </w:style>
+  <w:style w:type="paragraph" w:styleId="af2">
+    <w:name w:val="annotation text"/>
+    <w:basedOn w:val="a"/>
+    <w:link w:val="af3"/>
+    <w:uiPriority w:val="99"/>
+    <w:semiHidden/>
+    <w:unhideWhenUsed/>
+    <w:rsid w:val="00ED556C"/>
+    <w:pPr>
+      <w:overflowPunct/>
+      <w:autoSpaceDE/>
+      <w:autoSpaceDN/>
+      <w:adjustRightInd/>
+      <w:spacing w:after="160"/>
+      <w:textAlignment w:val="auto"/>
+    </w:pPr>
+    <w:rPr>
+      <w:rFonts w:asciiTheme="minorHAnsi" w:eastAsiaTheme="minorHAnsi" w:hAnsiTheme="minorHAnsi" w:cstheme="minorBidi"/>
+      <w:b w:val="0"/>
+      <w:bCs w:val="0"/>
+      <w:sz w:val="20"/>
+      <w:szCs w:val="20"/>
+      <w:lang w:val="ru-UA" w:eastAsia="en-US"/>
+    </w:rPr>
+  </w:style>
+  <w:style w:type="character" w:customStyle="1" w:styleId="af3">
+    <w:name w:val="Текст примечания Знак"/>
+    <w:basedOn w:val="a0"/>
+    <w:link w:val="af2"/>
+    <w:uiPriority w:val="99"/>
+    <w:semiHidden/>
+    <w:rsid w:val="00ED556C"/>
+    <w:rPr>
+      <w:sz w:val="20"/>
+      <w:szCs w:val="20"/>
+      <w:lang w:val="ru-UA"/>
+    </w:rPr>
+  </w:style>
+  <w:style w:type="paragraph" w:styleId="af4">
+    <w:name w:val="Balloon Text"/>
+    <w:basedOn w:val="a"/>
+    <w:link w:val="af5"/>
+    <w:uiPriority w:val="99"/>
+    <w:semiHidden/>
+    <w:unhideWhenUsed/>
+    <w:rsid w:val="00ED556C"/>
+    <w:rPr>
+      <w:rFonts w:ascii="Segoe UI" w:hAnsi="Segoe UI" w:cs="Segoe UI"/>
+      <w:sz w:val="18"/>
+      <w:szCs w:val="18"/>
+    </w:rPr>
+  </w:style>
+  <w:style w:type="character" w:customStyle="1" w:styleId="af5">
+    <w:name w:val="Текст выноски Знак"/>
+    <w:basedOn w:val="a0"/>
+    <w:link w:val="af4"/>
+    <w:uiPriority w:val="99"/>
+    <w:semiHidden/>
+    <w:rsid w:val="00ED556C"/>
+    <w:rPr>
+      <w:rFonts w:ascii="Segoe UI" w:eastAsia="MS Mincho" w:hAnsi="Segoe UI" w:cs="Segoe UI"/>
+      <w:b/>
+      <w:bCs/>
+      <w:sz w:val="18"/>
+      <w:szCs w:val="18"/>
+      <w:lang w:val="ru-RU" w:eastAsia="ru-RU"/>
+    </w:rPr>
+  </w:style>
 </w:styles>
 </file>
 
@@ -19172,64 +19122,6 @@
     </w:docPart>
     <w:docPart>
       <w:docPartPr>
-        <w:name w:val="DE71A890CF474D9ABFAB17B40692D337"/>
-        <w:category>
-          <w:name w:val="Общие"/>
-          <w:gallery w:val="placeholder"/>
-        </w:category>
-        <w:types>
-          <w:type w:val="bbPlcHdr"/>
-        </w:types>
-        <w:behaviors>
-          <w:behavior w:val="content"/>
-        </w:behaviors>
-        <w:guid w:val="{059FB5A7-9690-4558-BC3B-24C2C1A99332}"/>
-      </w:docPartPr>
-      <w:docPartBody>
-        <w:p>
-          <w:pPr>
-            <w:pStyle w:val="DE71A890CF474D9ABFAB17B40692D337"/>
-          </w:pPr>
-          <w:r>
-            <w:rPr>
-              <w:rStyle w:val="a3"/>
-            </w:rPr>
-            <w:t>Место для ввода текста.</w:t>
-          </w:r>
-        </w:p>
-      </w:docPartBody>
-    </w:docPart>
-    <w:docPart>
-      <w:docPartPr>
-        <w:name w:val="3B0C940881E34740ACE10A3C2D57D91F"/>
-        <w:category>
-          <w:name w:val="Общие"/>
-          <w:gallery w:val="placeholder"/>
-        </w:category>
-        <w:types>
-          <w:type w:val="bbPlcHdr"/>
-        </w:types>
-        <w:behaviors>
-          <w:behavior w:val="content"/>
-        </w:behaviors>
-        <w:guid w:val="{C85BB5E3-1779-4352-99FA-35C41017F94C}"/>
-      </w:docPartPr>
-      <w:docPartBody>
-        <w:p>
-          <w:pPr>
-            <w:pStyle w:val="3B0C940881E34740ACE10A3C2D57D91F"/>
-          </w:pPr>
-          <w:r>
-            <w:rPr>
-              <w:rStyle w:val="a3"/>
-            </w:rPr>
-            <w:t>Место для ввода текста.</w:t>
-          </w:r>
-        </w:p>
-      </w:docPartBody>
-    </w:docPart>
-    <w:docPart>
-      <w:docPartPr>
         <w:name w:val="5898252D755B45ADA9E448DC6D3DAAEF"/>
         <w:category>
           <w:name w:val="Общие"/>
@@ -19251,36 +19143,6 @@
           <w:r>
             <w:rPr>
               <w:rStyle w:val="a3"/>
-            </w:rPr>
-            <w:t>Место для ввода текста.</w:t>
-          </w:r>
-        </w:p>
-      </w:docPartBody>
-    </w:docPart>
-    <w:docPart>
-      <w:docPartPr>
-        <w:name w:val="F0233B3DC60E417AADC8773E33CC72D7"/>
-        <w:category>
-          <w:name w:val="Общие"/>
-          <w:gallery w:val="placeholder"/>
-        </w:category>
-        <w:types>
-          <w:type w:val="bbPlcHdr"/>
-        </w:types>
-        <w:behaviors>
-          <w:behavior w:val="content"/>
-        </w:behaviors>
-        <w:guid w:val="{8D120401-D0E4-405C-B922-4C562FB5B7E0}"/>
-      </w:docPartPr>
-      <w:docPartBody>
-        <w:p>
-          <w:pPr>
-            <w:pStyle w:val="F0233B3DC60E417AADC8773E33CC72D7"/>
-          </w:pPr>
-          <w:r>
-            <w:rPr>
-              <w:rStyle w:val="a3"/>
-              <w:lang w:val="uk-UA"/>
             </w:rPr>
             <w:t>Место для ввода текста.</w:t>
           </w:r>
@@ -19374,6 +19236,118 @@
         </w:p>
       </w:docPartBody>
     </w:docPart>
+    <w:docPart>
+      <w:docPartPr>
+        <w:name w:val="EF12C32D138C4A458EBEF208CD09357A"/>
+        <w:category>
+          <w:name w:val="Общие"/>
+          <w:gallery w:val="placeholder"/>
+        </w:category>
+        <w:types>
+          <w:type w:val="bbPlcHdr"/>
+        </w:types>
+        <w:behaviors>
+          <w:behavior w:val="content"/>
+        </w:behaviors>
+        <w:guid w:val="{04360293-B84E-4C26-8B7E-BF5D4BEA22A4}"/>
+      </w:docPartPr>
+      <w:docPartBody>
+        <w:p>
+          <w:pPr>
+            <w:pStyle w:val="EF12C32D138C4A458EBEF208CD09357A"/>
+          </w:pPr>
+          <w:r>
+            <w:rPr>
+              <w:rStyle w:val="a3"/>
+              <w:lang w:val="uk-UA"/>
+            </w:rPr>
+            <w:t>Место для ввода текста.</w:t>
+          </w:r>
+        </w:p>
+      </w:docPartBody>
+    </w:docPart>
+    <w:docPart>
+      <w:docPartPr>
+        <w:name w:val="AC366D6BB5F8486C987E610D105D36D9"/>
+        <w:category>
+          <w:name w:val="Общие"/>
+          <w:gallery w:val="placeholder"/>
+        </w:category>
+        <w:types>
+          <w:type w:val="bbPlcHdr"/>
+        </w:types>
+        <w:behaviors>
+          <w:behavior w:val="content"/>
+        </w:behaviors>
+        <w:guid w:val="{EC7D6293-1D6C-4E2D-9BE5-FA020D44B045}"/>
+      </w:docPartPr>
+      <w:docPartBody>
+        <w:p>
+          <w:pPr>
+            <w:pStyle w:val="AC366D6BB5F8486C987E610D105D36D9"/>
+          </w:pPr>
+          <w:r>
+            <w:rPr>
+              <w:rStyle w:val="a3"/>
+              <w:lang w:val="uk-UA"/>
+            </w:rPr>
+            <w:t>Место для ввода текста.</w:t>
+          </w:r>
+        </w:p>
+      </w:docPartBody>
+    </w:docPart>
+    <w:docPart>
+      <w:docPartPr>
+        <w:name w:val="DefaultPlaceholder_-1854013440"/>
+        <w:category>
+          <w:name w:val="Общие"/>
+          <w:gallery w:val="placeholder"/>
+        </w:category>
+        <w:types>
+          <w:type w:val="bbPlcHdr"/>
+        </w:types>
+        <w:behaviors>
+          <w:behavior w:val="content"/>
+        </w:behaviors>
+        <w:guid w:val="{1F4668FE-CA4D-4590-971D-FB14427ACA75}"/>
+      </w:docPartPr>
+      <w:docPartBody>
+        <w:p>
+          <w:r>
+            <w:rPr>
+              <w:rStyle w:val="a3"/>
+            </w:rPr>
+            <w:t>Место для ввода текста.</w:t>
+          </w:r>
+        </w:p>
+      </w:docPartBody>
+    </w:docPart>
+    <w:docPart>
+      <w:docPartPr>
+        <w:name w:val="DefaultPlaceholder_-1854013436"/>
+        <w:category>
+          <w:name w:val="Общие"/>
+          <w:gallery w:val="placeholder"/>
+        </w:category>
+        <w:types>
+          <w:type w:val="bbPlcHdr"/>
+        </w:types>
+        <w:behaviors>
+          <w:behavior w:val="content"/>
+        </w:behaviors>
+        <w:guid w:val="{74BBDEEC-D6A8-49E6-875F-9AB8DE3F2677}"/>
+      </w:docPartPr>
+      <w:docPartBody>
+        <w:p>
+          <w:r>
+            <w:rPr>
+              <w:rStyle w:val="a3"/>
+            </w:rPr>
+            <w:t>Выберите стандартный блок.</w:t>
+          </w:r>
+        </w:p>
+      </w:docPartBody>
+    </w:docPart>
   </w:docParts>
 </w:glossaryDocument>
 </file>
@@ -19408,6 +19382,13 @@
     <w:family w:val="modern"/>
     <w:pitch w:val="fixed"/>
     <w:sig w:usb0="E0002EFF" w:usb1="C0007843" w:usb2="00000009" w:usb3="00000000" w:csb0="000001FF" w:csb1="00000000"/>
+  </w:font>
+  <w:font w:name="Segoe UI">
+    <w:panose1 w:val="020B0502040204020203"/>
+    <w:charset w:val="CC"/>
+    <w:family w:val="swiss"/>
+    <w:pitch w:val="variable"/>
+    <w:sig w:usb0="E4002EFF" w:usb1="C000E47F" w:usb2="00000009" w:usb3="00000000" w:csb0="000001FF" w:csb1="00000000"/>
   </w:font>
   <w:font w:name="Times New Roman CYR">
     <w:panose1 w:val="02020603050405020304"/>
@@ -19471,11 +19452,16 @@
   </w:compat>
   <w:rsids>
     <w:rsidRoot w:val="00C95694"/>
+    <w:rsid w:val="000209D5"/>
+    <w:rsid w:val="00067C2E"/>
     <w:rsid w:val="0041308E"/>
+    <w:rsid w:val="00895704"/>
     <w:rsid w:val="00A4525B"/>
+    <w:rsid w:val="00C70F19"/>
+    <w:rsid w:val="00C85F6D"/>
     <w:rsid w:val="00C95694"/>
     <w:rsid w:val="00CF5EE1"/>
-    <w:rsid w:val="00EE53F1"/>
+    <w:rsid w:val="00D4498B"/>
   </w:rsids>
   <m:mathPr>
     <m:mathFont m:val="Cambria Math"/>
@@ -19928,7 +19914,7 @@
     <w:basedOn w:val="a0"/>
     <w:uiPriority w:val="99"/>
     <w:semiHidden/>
-    <w:rsid w:val="00C95694"/>
+    <w:rsid w:val="00C85F6D"/>
     <w:rPr>
       <w:color w:val="808080"/>
     </w:rPr>
@@ -20064,6 +20050,14 @@
   <w:style w:type="paragraph" w:customStyle="1" w:styleId="46761CB17F824393849E80CAD6245FDF">
     <w:name w:val="46761CB17F824393849E80CAD6245FDF"/>
     <w:rsid w:val="00C95694"/>
+  </w:style>
+  <w:style w:type="paragraph" w:customStyle="1" w:styleId="EF12C32D138C4A458EBEF208CD09357A">
+    <w:name w:val="EF12C32D138C4A458EBEF208CD09357A"/>
+    <w:rsid w:val="00C70F19"/>
+  </w:style>
+  <w:style w:type="paragraph" w:customStyle="1" w:styleId="AC366D6BB5F8486C987E610D105D36D9">
+    <w:name w:val="AC366D6BB5F8486C987E610D105D36D9"/>
+    <w:rsid w:val="000209D5"/>
   </w:style>
 </w:styles>
 </file>
